--- a/reports/Smart_Energy_Final_Report.docx
+++ b/reports/Smart_Energy_Final_Report.docx
@@ -5,118 +5,212 @@
     <w:p>
       <w:pPr>
         <w:jc w:val="center"/>
+        <w:shd w:val="clear" w:color="auto" w:fill="0A3D62"/>
       </w:pPr>
       <w:r>
         <w:rPr>
           <w:b/>
-          <w:color w:val="1F69C0"/>
+          <w:color w:val="FFFFFF"/>
           <w:sz w:val="44"/>
         </w:rPr>
-        <w:t>Smart Energy Consumption Analytics System</w:t>
+        <w:t xml:space="preserve">  Smart Energy Consumption Analytics System  </w:t>
       </w:r>
     </w:p>
     <w:p>
       <w:pPr>
         <w:jc w:val="center"/>
+        <w:shd w:val="clear" w:color="auto" w:fill="117A8B"/>
       </w:pPr>
       <w:r>
         <w:rPr>
-          <w:sz w:val="28"/>
+          <w:color w:val="FFFFFF"/>
+          <w:sz w:val="26"/>
         </w:rPr>
-        <w:t>Data Mining Course — Final Project Report</w:t>
+        <w:t xml:space="preserve">  Data Mining Course — Final Project Report  </w:t>
       </w:r>
     </w:p>
     <w:p/>
-    <w:p>
-      <w:pPr>
+    <w:tbl>
+      <w:tblPr>
+        <w:tblW w:type="auto" w:w="0"/>
         <w:jc w:val="center"/>
-      </w:pPr>
-      <w:r>
-        <w:rPr>
-          <w:b/>
-          <w:sz w:val="24"/>
-        </w:rPr>
-        <w:t xml:space="preserve">Author: </w:t>
-      </w:r>
-      <w:r>
-        <w:rPr>
-          <w:sz w:val="24"/>
-        </w:rPr>
-        <w:t>Omar Abdulaal</w:t>
-      </w:r>
-    </w:p>
-    <w:p>
-      <w:pPr>
-        <w:jc w:val="center"/>
-      </w:pPr>
-      <w:r>
-        <w:rPr>
-          <w:b/>
-          <w:sz w:val="24"/>
-        </w:rPr>
-        <w:t xml:space="preserve">Instructor: </w:t>
-      </w:r>
-      <w:r>
-        <w:rPr>
-          <w:sz w:val="24"/>
-        </w:rPr>
-        <w:t>Mariam Labib</w:t>
-      </w:r>
-    </w:p>
-    <w:p>
-      <w:pPr>
-        <w:jc w:val="center"/>
-      </w:pPr>
-      <w:r>
-        <w:rPr>
-          <w:b/>
-          <w:sz w:val="24"/>
-        </w:rPr>
-        <w:t xml:space="preserve">Course: </w:t>
-      </w:r>
-      <w:r>
-        <w:rPr>
-          <w:sz w:val="24"/>
-        </w:rPr>
-        <w:t>Data Mining</w:t>
-      </w:r>
-    </w:p>
-    <w:p>
-      <w:pPr>
-        <w:jc w:val="center"/>
-      </w:pPr>
-      <w:r>
-        <w:rPr>
-          <w:b/>
-          <w:sz w:val="24"/>
-        </w:rPr>
-        <w:t xml:space="preserve">Date: </w:t>
-      </w:r>
-      <w:r>
-        <w:rPr>
-          <w:sz w:val="24"/>
-        </w:rPr>
-        <w:t>May 2026</w:t>
-      </w:r>
-    </w:p>
-    <w:p>
-      <w:pPr>
-        <w:jc w:val="center"/>
-      </w:pPr>
-      <w:r>
-        <w:rPr>
-          <w:b/>
-          <w:sz w:val="24"/>
-        </w:rPr>
-        <w:t xml:space="preserve">Methodology: </w:t>
-      </w:r>
-      <w:r>
-        <w:rPr>
-          <w:sz w:val="24"/>
-        </w:rPr>
-        <w:t>CRISP-DM</w:t>
-      </w:r>
-    </w:p>
+        <w:tblLook w:firstColumn="1" w:firstRow="1" w:lastColumn="0" w:lastRow="0" w:noHBand="0" w:noVBand="1" w:val="04A0"/>
+      </w:tblPr>
+      <w:tblGrid>
+        <w:gridCol w:w="4561"/>
+        <w:gridCol w:w="4561"/>
+      </w:tblGrid>
+      <w:tr>
+        <w:tc>
+          <w:tcPr>
+            <w:tcW w:type="dxa" w:w="4561"/>
+          </w:tcPr>
+          <w:p>
+            <w:pPr>
+              <w:jc w:val="right"/>
+            </w:pPr>
+            <w:r>
+              <w:rPr>
+                <w:b/>
+                <w:color w:val="0A3D62"/>
+                <w:sz w:val="24"/>
+              </w:rPr>
+              <w:t>Author</w:t>
+            </w:r>
+          </w:p>
+        </w:tc>
+        <w:tc>
+          <w:tcPr>
+            <w:tcW w:type="dxa" w:w="4561"/>
+          </w:tcPr>
+          <w:p>
+            <w:r>
+              <w:rPr>
+                <w:color w:val="1A1A1A"/>
+                <w:sz w:val="24"/>
+              </w:rPr>
+              <w:t xml:space="preserve">  Omar Abdulaal</w:t>
+            </w:r>
+          </w:p>
+        </w:tc>
+      </w:tr>
+      <w:tr>
+        <w:tc>
+          <w:tcPr>
+            <w:tcW w:type="dxa" w:w="4561"/>
+          </w:tcPr>
+          <w:p>
+            <w:pPr>
+              <w:jc w:val="right"/>
+            </w:pPr>
+            <w:r>
+              <w:rPr>
+                <w:b/>
+                <w:color w:val="0A3D62"/>
+                <w:sz w:val="24"/>
+              </w:rPr>
+              <w:t>Instructor</w:t>
+            </w:r>
+          </w:p>
+        </w:tc>
+        <w:tc>
+          <w:tcPr>
+            <w:tcW w:type="dxa" w:w="4561"/>
+          </w:tcPr>
+          <w:p>
+            <w:r>
+              <w:rPr>
+                <w:color w:val="1A1A1A"/>
+                <w:sz w:val="24"/>
+              </w:rPr>
+              <w:t xml:space="preserve">  Mariam Labib</w:t>
+            </w:r>
+          </w:p>
+        </w:tc>
+      </w:tr>
+      <w:tr>
+        <w:tc>
+          <w:tcPr>
+            <w:tcW w:type="dxa" w:w="4561"/>
+          </w:tcPr>
+          <w:p>
+            <w:pPr>
+              <w:jc w:val="right"/>
+            </w:pPr>
+            <w:r>
+              <w:rPr>
+                <w:b/>
+                <w:color w:val="0A3D62"/>
+                <w:sz w:val="24"/>
+              </w:rPr>
+              <w:t>Course</w:t>
+            </w:r>
+          </w:p>
+        </w:tc>
+        <w:tc>
+          <w:tcPr>
+            <w:tcW w:type="dxa" w:w="4561"/>
+          </w:tcPr>
+          <w:p>
+            <w:r>
+              <w:rPr>
+                <w:color w:val="1A1A1A"/>
+                <w:sz w:val="24"/>
+              </w:rPr>
+              <w:t xml:space="preserve">  Data Mining</w:t>
+            </w:r>
+          </w:p>
+        </w:tc>
+      </w:tr>
+      <w:tr>
+        <w:tc>
+          <w:tcPr>
+            <w:tcW w:type="dxa" w:w="4561"/>
+          </w:tcPr>
+          <w:p>
+            <w:pPr>
+              <w:jc w:val="right"/>
+            </w:pPr>
+            <w:r>
+              <w:rPr>
+                <w:b/>
+                <w:color w:val="0A3D62"/>
+                <w:sz w:val="24"/>
+              </w:rPr>
+              <w:t>Date</w:t>
+            </w:r>
+          </w:p>
+        </w:tc>
+        <w:tc>
+          <w:tcPr>
+            <w:tcW w:type="dxa" w:w="4561"/>
+          </w:tcPr>
+          <w:p>
+            <w:r>
+              <w:rPr>
+                <w:color w:val="1A1A1A"/>
+                <w:sz w:val="24"/>
+              </w:rPr>
+              <w:t xml:space="preserve">  May 2026</w:t>
+            </w:r>
+          </w:p>
+        </w:tc>
+      </w:tr>
+      <w:tr>
+        <w:tc>
+          <w:tcPr>
+            <w:tcW w:type="dxa" w:w="4561"/>
+          </w:tcPr>
+          <w:p>
+            <w:pPr>
+              <w:jc w:val="right"/>
+            </w:pPr>
+            <w:r>
+              <w:rPr>
+                <w:b/>
+                <w:color w:val="0A3D62"/>
+                <w:sz w:val="24"/>
+              </w:rPr>
+              <w:t>Methodology</w:t>
+            </w:r>
+          </w:p>
+        </w:tc>
+        <w:tc>
+          <w:tcPr>
+            <w:tcW w:type="dxa" w:w="4561"/>
+          </w:tcPr>
+          <w:p>
+            <w:r>
+              <w:rPr>
+                <w:color w:val="1A1A1A"/>
+                <w:sz w:val="24"/>
+              </w:rPr>
+              <w:t xml:space="preserve">  CRISP-DM</w:t>
+            </w:r>
+          </w:p>
+        </w:tc>
+      </w:tr>
+    </w:tbl>
     <w:p>
       <w:r>
         <w:br w:type="page"/>
@@ -125,8 +219,13 @@
     <w:p>
       <w:pPr>
         <w:pStyle w:val="Heading1"/>
+        <w:spacing w:before="280" w:after="120"/>
       </w:pPr>
       <w:r>
+        <w:rPr>
+          <w:color w:val="0A3D62"/>
+          <w:sz w:val="32"/>
+        </w:rPr>
         <w:t>Table of Contents</w:t>
       </w:r>
     </w:p>
@@ -134,99 +233,129 @@
       <w:pPr>
         <w:pStyle w:val="ListBullet"/>
         <w:spacing w:after="80"/>
-        <w:ind w:left="360"/>
+        <w:ind w:left="432"/>
       </w:pPr>
       <w:r>
-        <w:t>1. Introduction</w:t>
+        <w:rPr>
+          <w:sz w:val="22"/>
+        </w:rPr>
+        <w:t>1.  Introduction</w:t>
       </w:r>
     </w:p>
     <w:p>
       <w:pPr>
         <w:pStyle w:val="ListBullet"/>
         <w:spacing w:after="80"/>
-        <w:ind w:left="360"/>
+        <w:ind w:left="432"/>
       </w:pPr>
       <w:r>
-        <w:t>2. Business Understanding</w:t>
+        <w:rPr>
+          <w:sz w:val="22"/>
+        </w:rPr>
+        <w:t>2.  Business Understanding</w:t>
       </w:r>
     </w:p>
     <w:p>
       <w:pPr>
         <w:pStyle w:val="ListBullet"/>
         <w:spacing w:after="80"/>
-        <w:ind w:left="360"/>
+        <w:ind w:left="432"/>
       </w:pPr>
       <w:r>
-        <w:t>3. Data Understanding</w:t>
+        <w:rPr>
+          <w:sz w:val="22"/>
+        </w:rPr>
+        <w:t>3.  Data Understanding</w:t>
       </w:r>
     </w:p>
     <w:p>
       <w:pPr>
         <w:pStyle w:val="ListBullet"/>
         <w:spacing w:after="80"/>
-        <w:ind w:left="360"/>
+        <w:ind w:left="432"/>
       </w:pPr>
       <w:r>
-        <w:t>4. Data Preparation</w:t>
+        <w:rPr>
+          <w:sz w:val="22"/>
+        </w:rPr>
+        <w:t>4.  Data Preparation</w:t>
       </w:r>
     </w:p>
     <w:p>
       <w:pPr>
         <w:pStyle w:val="ListBullet"/>
         <w:spacing w:after="80"/>
-        <w:ind w:left="360"/>
+        <w:ind w:left="432"/>
       </w:pPr>
       <w:r>
-        <w:t>5. Modelling</w:t>
+        <w:rPr>
+          <w:sz w:val="22"/>
+        </w:rPr>
+        <w:t>5.  Modelling</w:t>
       </w:r>
     </w:p>
     <w:p>
       <w:pPr>
         <w:pStyle w:val="ListBullet"/>
         <w:spacing w:after="80"/>
-        <w:ind w:left="360"/>
+        <w:ind w:left="432"/>
       </w:pPr>
       <w:r>
-        <w:t>6. Evaluation</w:t>
+        <w:rPr>
+          <w:sz w:val="22"/>
+        </w:rPr>
+        <w:t>6.  Evaluation</w:t>
       </w:r>
     </w:p>
     <w:p>
       <w:pPr>
         <w:pStyle w:val="ListBullet"/>
         <w:spacing w:after="80"/>
-        <w:ind w:left="360"/>
+        <w:ind w:left="432"/>
       </w:pPr>
       <w:r>
-        <w:t>7. Deployment</w:t>
+        <w:rPr>
+          <w:sz w:val="22"/>
+        </w:rPr>
+        <w:t>7.  Deployment</w:t>
       </w:r>
     </w:p>
     <w:p>
       <w:pPr>
         <w:pStyle w:val="ListBullet"/>
         <w:spacing w:after="80"/>
-        <w:ind w:left="360"/>
+        <w:ind w:left="432"/>
       </w:pPr>
       <w:r>
-        <w:t>8. Business Insights</w:t>
+        <w:rPr>
+          <w:sz w:val="22"/>
+        </w:rPr>
+        <w:t>8.  Business Insights</w:t>
       </w:r>
     </w:p>
     <w:p>
       <w:pPr>
         <w:pStyle w:val="ListBullet"/>
         <w:spacing w:after="80"/>
-        <w:ind w:left="360"/>
+        <w:ind w:left="432"/>
       </w:pPr>
       <w:r>
-        <w:t>9. Limitations</w:t>
+        <w:rPr>
+          <w:sz w:val="22"/>
+        </w:rPr>
+        <w:t>9.  Limitations</w:t>
       </w:r>
     </w:p>
     <w:p>
       <w:pPr>
         <w:pStyle w:val="ListBullet"/>
         <w:spacing w:after="80"/>
-        <w:ind w:left="360"/>
+        <w:ind w:left="432"/>
       </w:pPr>
       <w:r>
+        <w:rPr>
+          <w:sz w:val="22"/>
+        </w:rPr>
         <w:t>10. Future Work</w:t>
       </w:r>
     </w:p>
@@ -234,9 +363,12 @@
       <w:pPr>
         <w:pStyle w:val="ListBullet"/>
         <w:spacing w:after="80"/>
-        <w:ind w:left="360"/>
+        <w:ind w:left="432"/>
       </w:pPr>
       <w:r>
+        <w:rPr>
+          <w:sz w:val="22"/>
+        </w:rPr>
         <w:t>11. Conclusion</w:t>
       </w:r>
     </w:p>
@@ -244,9 +376,12 @@
       <w:pPr>
         <w:pStyle w:val="ListBullet"/>
         <w:spacing w:after="80"/>
-        <w:ind w:left="360"/>
+        <w:ind w:left="432"/>
       </w:pPr>
       <w:r>
+        <w:rPr>
+          <w:sz w:val="22"/>
+        </w:rPr>
         <w:t>12. References</w:t>
       </w:r>
     </w:p>
@@ -258,8 +393,13 @@
     <w:p>
       <w:pPr>
         <w:pStyle w:val="Heading1"/>
+        <w:spacing w:before="280" w:after="120"/>
       </w:pPr>
       <w:r>
+        <w:rPr>
+          <w:color w:val="0A3D62"/>
+          <w:sz w:val="32"/>
+        </w:rPr>
         <w:t>1. Introduction</w:t>
       </w:r>
     </w:p>
@@ -273,7 +413,7 @@
           <w:i w:val="0"/>
           <w:sz w:val="22"/>
         </w:rPr>
-        <w:t>This report presents the complete data mining study for the Smart Energy Consumption Analytics System, developed as the final project for the Data Mining course. The project analyzes household electricity consumption data using four categories of data mining techniques: clustering, regression, classification, and anomaly detection. All work is structured according to the CRISP-DM methodology and delivered through six ordered Jupyter notebooks and an interactive Streamlit dashboard.</w:t>
+        <w:t>This report presents the complete data mining study for the Smart Energy Consumption Analytics System, developed as the final project for the Data Mining course. The project analyzes household electricity consumption data using three categories of data mining techniques: clustering, regression, and classification. All work is structured according to the CRISP-DM methodology and delivered through six ordered Jupyter notebooks and an interactive Streamlit dashboard.</w:t>
       </w:r>
     </w:p>
     <w:p>
@@ -286,7 +426,7 @@
           <w:i w:val="0"/>
           <w:sz w:val="22"/>
         </w:rPr>
-        <w:t>The central motivation is that households typically receive a monthly electricity bill with no insight into when consumption is highest, which appliance categories drive peak load, or which usage periods appear abnormal. A data-driven approach can turn raw meter readings into actionable recommendations, supporting energy-saving behavior and household awareness.</w:t>
+        <w:t>Households typically receive a monthly electricity bill with no insight into when consumption is highest, which appliance categories drive peak load, or how different days and seasons affect usage. A data-driven approach transforms raw meter readings into actionable recommendations, supporting energy-saving behavior and household awareness.</w:t>
       </w:r>
     </w:p>
     <w:p>
@@ -299,23 +439,37 @@
           <w:i w:val="0"/>
           <w:sz w:val="22"/>
         </w:rPr>
-        <w:t>The project demonstrates a complete data mining cycle: from defining the business problem and understanding the raw data, through preparation, modelling, and evaluation, to deploying the results in an interactive dashboard. The goal is not maximum model accuracy but a reproducible, interpretable, and professionally delivered study.</w:t>
+        <w:t>The project covers the complete CRISP-DM cycle: from business problem definition and data exploration, through preparation, modelling, and evaluation, to deployment in an interactive dashboard. The emphasis is on interpretability and reproducibility rather than maximum model accuracy.</w:t>
       </w:r>
     </w:p>
-    <w:p/>
+    <w:p>
+      <w:r>
+        <w:br w:type="page"/>
+      </w:r>
+    </w:p>
     <w:p>
       <w:pPr>
         <w:pStyle w:val="Heading1"/>
+        <w:spacing w:before="280" w:after="120"/>
       </w:pPr>
       <w:r>
+        <w:rPr>
+          <w:color w:val="0A3D62"/>
+          <w:sz w:val="32"/>
+        </w:rPr>
         <w:t>2. Business Understanding</w:t>
       </w:r>
     </w:p>
     <w:p>
       <w:pPr>
         <w:pStyle w:val="Heading2"/>
+        <w:spacing w:before="160" w:after="120"/>
       </w:pPr>
       <w:r>
+        <w:rPr>
+          <w:color w:val="117A8B"/>
+          <w:sz w:val="26"/>
+        </w:rPr>
         <w:t>2.1 Business Problem</w:t>
       </w:r>
     </w:p>
@@ -329,14 +483,19 @@
           <w:i w:val="0"/>
           <w:sz w:val="22"/>
         </w:rPr>
-        <w:t>Households receive electricity bills without understanding when consumption peaks, which usage patterns repeat, or which periods look abnormal. This lack of visibility makes it difficult to reduce waste or shift heavy appliance usage away from peak hours. A smart energy analytics workflow transforms raw meter readings into practical insights: peak-hour detection, consumption prediction, high-usage classification, and anomaly detection.</w:t>
+        <w:t>Households receive electricity bills without understanding when consumption peaks or which behavioral patterns repeat. This lack of visibility makes it difficult to reduce waste or shift heavy appliance usage away from peak hours. A smart energy analytics workflow transforms raw meter readings into practical insights: peak-hour detection, consumption prediction, and high-usage classification.</w:t>
       </w:r>
     </w:p>
     <w:p>
       <w:pPr>
         <w:pStyle w:val="Heading2"/>
+        <w:spacing w:before="160" w:after="120"/>
       </w:pPr>
       <w:r>
+        <w:rPr>
+          <w:color w:val="117A8B"/>
+          <w:sz w:val="26"/>
+        </w:rPr>
         <w:t>2.2 Project Objectives</w:t>
       </w:r>
     </w:p>
@@ -344,9 +503,12 @@
       <w:pPr>
         <w:pStyle w:val="ListBullet"/>
         <w:spacing w:after="80"/>
-        <w:ind w:left="360"/>
+        <w:ind w:left="432"/>
       </w:pPr>
       <w:r>
+        <w:rPr>
+          <w:sz w:val="22"/>
+        </w:rPr>
         <w:t>Analyze household electricity consumption patterns over time.</w:t>
       </w:r>
     </w:p>
@@ -354,19 +516,25 @@
       <w:pPr>
         <w:pStyle w:val="ListBullet"/>
         <w:spacing w:after="80"/>
-        <w:ind w:left="360"/>
+        <w:ind w:left="432"/>
       </w:pPr>
       <w:r>
-        <w:t>Identify peak usage hours and repeated behavior segments.</w:t>
+        <w:rPr>
+          <w:sz w:val="22"/>
+        </w:rPr>
+        <w:t>Identify peak usage hours and repeated behavioral segments using clustering.</w:t>
       </w:r>
     </w:p>
     <w:p>
       <w:pPr>
         <w:pStyle w:val="ListBullet"/>
         <w:spacing w:after="80"/>
-        <w:ind w:left="360"/>
+        <w:ind w:left="432"/>
       </w:pPr>
       <w:r>
+        <w:rPr>
+          <w:sz w:val="22"/>
+        </w:rPr>
         <w:t>Predict short-term global active power using time and historical lag features.</w:t>
       </w:r>
     </w:p>
@@ -374,9 +542,12 @@
       <w:pPr>
         <w:pStyle w:val="ListBullet"/>
         <w:spacing w:after="80"/>
-        <w:ind w:left="360"/>
+        <w:ind w:left="432"/>
       </w:pPr>
       <w:r>
+        <w:rPr>
+          <w:sz w:val="22"/>
+        </w:rPr>
         <w:t>Classify hourly periods as high or normal consumption.</w:t>
       </w:r>
     </w:p>
@@ -384,27 +555,25 @@
       <w:pPr>
         <w:pStyle w:val="ListBullet"/>
         <w:spacing w:after="80"/>
-        <w:ind w:left="360"/>
+        <w:ind w:left="432"/>
       </w:pPr>
       <w:r>
-        <w:t>Detect unusual consumption spikes that may require investigation.</w:t>
-      </w:r>
-    </w:p>
-    <w:p>
-      <w:pPr>
-        <w:pStyle w:val="ListBullet"/>
-        <w:spacing w:after="80"/>
-        <w:ind w:left="360"/>
-      </w:pPr>
-      <w:r>
-        <w:t>Present the results in an interactive Streamlit dashboard.</w:t>
+        <w:rPr>
+          <w:sz w:val="22"/>
+        </w:rPr>
+        <w:t>Present all findings through an interactive Streamlit dashboard.</w:t>
       </w:r>
     </w:p>
     <w:p>
       <w:pPr>
         <w:pStyle w:val="Heading2"/>
+        <w:spacing w:before="160" w:after="120"/>
       </w:pPr>
       <w:r>
+        <w:rPr>
+          <w:color w:val="117A8B"/>
+          <w:sz w:val="26"/>
+        </w:rPr>
         <w:t>2.3 Research Questions</w:t>
       </w:r>
     </w:p>
@@ -412,57 +581,64 @@
       <w:pPr>
         <w:pStyle w:val="ListBullet"/>
         <w:spacing w:after="80"/>
-        <w:ind w:left="360"/>
+        <w:ind w:left="432"/>
       </w:pPr>
       <w:r>
-        <w:t>When is household electricity usage highest?</w:t>
+        <w:rPr>
+          <w:sz w:val="22"/>
+        </w:rPr>
+        <w:t>When is household electricity usage highest during the day and week?</w:t>
       </w:r>
     </w:p>
     <w:p>
       <w:pPr>
         <w:pStyle w:val="ListBullet"/>
         <w:spacing w:after="80"/>
-        <w:ind w:left="360"/>
+        <w:ind w:left="432"/>
       </w:pPr>
       <w:r>
-        <w:t>Can similar consumption behaviors be grouped using clustering?</w:t>
+        <w:rPr>
+          <w:sz w:val="22"/>
+        </w:rPr>
+        <w:t>Can similar consumption behaviors be grouped into interpretable clusters?</w:t>
       </w:r>
     </w:p>
     <w:p>
       <w:pPr>
         <w:pStyle w:val="ListBullet"/>
         <w:spacing w:after="80"/>
-        <w:ind w:left="360"/>
+        <w:ind w:left="432"/>
       </w:pPr>
       <w:r>
-        <w:t>Can recent consumption history help predict short-term power usage?</w:t>
+        <w:rPr>
+          <w:sz w:val="22"/>
+        </w:rPr>
+        <w:t>Can recent consumption history predict short-term power usage?</w:t>
       </w:r>
     </w:p>
     <w:p>
       <w:pPr>
         <w:pStyle w:val="ListBullet"/>
         <w:spacing w:after="80"/>
-        <w:ind w:left="360"/>
+        <w:ind w:left="432"/>
       </w:pPr>
       <w:r>
-        <w:t>Can high-consumption periods be classified accurately?</w:t>
-      </w:r>
-    </w:p>
-    <w:p>
-      <w:pPr>
-        <w:pStyle w:val="ListBullet"/>
-        <w:spacing w:after="80"/>
-        <w:ind w:left="360"/>
-      </w:pPr>
-      <w:r>
-        <w:t>Which periods appear unusual compared with normal household behavior?</w:t>
+        <w:rPr>
+          <w:sz w:val="22"/>
+        </w:rPr>
+        <w:t>Can high-consumption periods be classified accurately from behavioral features?</w:t>
       </w:r>
     </w:p>
     <w:p>
       <w:pPr>
         <w:pStyle w:val="Heading2"/>
+        <w:spacing w:before="160" w:after="120"/>
       </w:pPr>
       <w:r>
+        <w:rPr>
+          <w:color w:val="117A8B"/>
+          <w:sz w:val="26"/>
+        </w:rPr>
         <w:t>2.4 Technique Selection</w:t>
       </w:r>
     </w:p>
@@ -482,6 +658,7 @@
         <w:tc>
           <w:tcPr>
             <w:tcW w:type="dxa" w:w="3041"/>
+            <w:shd w:val="clear" w:color="auto" w:fill="0A3D62"/>
           </w:tcPr>
           <w:p>
             <w:pPr>
@@ -490,15 +667,17 @@
             <w:r>
               <w:rPr>
                 <w:b/>
+                <w:color w:val="FFFFFF"/>
                 <w:sz w:val="20"/>
               </w:rPr>
-              <w:t>Technique Category</w:t>
+              <w:t>Category</w:t>
             </w:r>
           </w:p>
         </w:tc>
         <w:tc>
           <w:tcPr>
             <w:tcW w:type="dxa" w:w="3041"/>
+            <w:shd w:val="clear" w:color="auto" w:fill="0A3D62"/>
           </w:tcPr>
           <w:p>
             <w:pPr>
@@ -507,15 +686,17 @@
             <w:r>
               <w:rPr>
                 <w:b/>
+                <w:color w:val="FFFFFF"/>
                 <w:sz w:val="20"/>
               </w:rPr>
-              <w:t>Models Used</w:t>
+              <w:t>Models</w:t>
             </w:r>
           </w:p>
         </w:tc>
         <w:tc>
           <w:tcPr>
             <w:tcW w:type="dxa" w:w="3041"/>
+            <w:shd w:val="clear" w:color="auto" w:fill="0A3D62"/>
           </w:tcPr>
           <w:p>
             <w:pPr>
@@ -524,6 +705,7 @@
             <w:r>
               <w:rPr>
                 <w:b/>
+                <w:color w:val="FFFFFF"/>
                 <w:sz w:val="20"/>
               </w:rPr>
               <w:t>Business Purpose</w:t>
@@ -567,7 +749,7 @@
               <w:rPr>
                 <w:sz w:val="20"/>
               </w:rPr>
-              <w:t>Group similar hourly consumption behavior patterns</w:t>
+              <w:t>Group similar hourly behavior into segments</w:t>
             </w:r>
           </w:p>
         </w:tc>
@@ -636,7 +818,7 @@
               <w:rPr>
                 <w:sz w:val="20"/>
               </w:rPr>
-              <w:t>Logistic Regression, Random Forest</w:t>
+              <w:t>Logistic Reg., Random Forest</w:t>
             </w:r>
           </w:p>
         </w:tc>
@@ -654,54 +836,18 @@
           </w:p>
         </w:tc>
       </w:tr>
-      <w:tr>
-        <w:tc>
-          <w:tcPr>
-            <w:tcW w:type="dxa" w:w="3041"/>
-          </w:tcPr>
-          <w:p>
-            <w:r>
-              <w:rPr>
-                <w:sz w:val="20"/>
-              </w:rPr>
-              <w:t>Anomaly Detection</w:t>
-            </w:r>
-          </w:p>
-        </w:tc>
-        <w:tc>
-          <w:tcPr>
-            <w:tcW w:type="dxa" w:w="3041"/>
-          </w:tcPr>
-          <w:p>
-            <w:r>
-              <w:rPr>
-                <w:sz w:val="20"/>
-              </w:rPr>
-              <w:t>Isolation Forest + PCA</w:t>
-            </w:r>
-          </w:p>
-        </w:tc>
-        <w:tc>
-          <w:tcPr>
-            <w:tcW w:type="dxa" w:w="3041"/>
-          </w:tcPr>
-          <w:p>
-            <w:r>
-              <w:rPr>
-                <w:sz w:val="20"/>
-              </w:rPr>
-              <w:t>Detect unusual consumption spikes for investigation</w:t>
-            </w:r>
-          </w:p>
-        </w:tc>
-      </w:tr>
     </w:tbl>
     <w:p/>
     <w:p>
       <w:pPr>
         <w:pStyle w:val="Heading2"/>
+        <w:spacing w:before="160" w:after="120"/>
       </w:pPr>
       <w:r>
+        <w:rPr>
+          <w:color w:val="117A8B"/>
+          <w:sz w:val="26"/>
+        </w:rPr>
         <w:t>2.5 Success Criteria</w:t>
       </w:r>
     </w:p>
@@ -715,7 +861,7 @@
           <w:i w:val="0"/>
           <w:sz w:val="22"/>
         </w:rPr>
-        <w:t>The project is successful if it produces a reproducible notebook workflow, meaningful visualizations, baseline model results, interpretable energy insights, and a dashboard that communicates findings clearly. The emphasis is on demonstrating a complete CRISP-DM process, not on achieving perfect model accuracy.</w:t>
+        <w:t>The project is successful if it delivers: a reproducible notebook workflow, meaningful visualizations, baseline model results with interpretable metrics, actionable energy insights, and a dashboard that communicates findings clearly. The emphasis is on demonstrating a complete CRISP-DM process.</w:t>
       </w:r>
     </w:p>
     <w:p>
@@ -726,16 +872,26 @@
     <w:p>
       <w:pPr>
         <w:pStyle w:val="Heading1"/>
+        <w:spacing w:before="280" w:after="120"/>
       </w:pPr>
       <w:r>
+        <w:rPr>
+          <w:color w:val="0A3D62"/>
+          <w:sz w:val="32"/>
+        </w:rPr>
         <w:t>3. Data Understanding</w:t>
       </w:r>
     </w:p>
     <w:p>
       <w:pPr>
         <w:pStyle w:val="Heading2"/>
+        <w:spacing w:before="160" w:after="120"/>
       </w:pPr>
       <w:r>
+        <w:rPr>
+          <w:color w:val="117A8B"/>
+          <w:sz w:val="26"/>
+        </w:rPr>
         <w:t>3.1 Dataset Overview</w:t>
       </w:r>
     </w:p>
@@ -749,20 +905,7 @@
           <w:i w:val="0"/>
           <w:sz w:val="22"/>
         </w:rPr>
-        <w:t>The dataset used is the Individual Household Electric Power Consumption dataset from the UCI Machine Learning Repository, also available on Kaggle. The original public dataset contains over 2 million rows collected at one-minute intervals. The local CSV file used in this project covers the date range 2006-12-16 to 2008-12-13, containing 1,048,575 raw minute-level rows across 9 columns.</w:t>
-      </w:r>
-    </w:p>
-    <w:p>
-      <w:pPr>
-        <w:spacing w:after="120"/>
-      </w:pPr>
-      <w:r>
-        <w:rPr>
-          <w:i/>
-          <w:color w:val="555555"/>
-          <w:sz w:val="20"/>
-        </w:rPr>
-        <w:t>Note: The original public dataset may cover a longer period. The local CSV used in this implementation covers 2006-12-16 to 2008-12-13. All reported metrics reflect this local file. Dashboard sample mode (2006-12-16 to 2007-02-24) uses a 100,000-row subset for faster cloud performance.</w:t>
+        <w:t>The dataset is the Individual Household Electric Power Consumption dataset from the UCI Machine Learning Repository, also available on Kaggle. The local CSV file covers 2006-12-16 to 2008-12-13, containing 1,048,575 raw minute-level rows across 9 columns.</w:t>
       </w:r>
     </w:p>
     <w:tbl>
@@ -780,6 +923,7 @@
         <w:tc>
           <w:tcPr>
             <w:tcW w:type="dxa" w:w="4561"/>
+            <w:shd w:val="clear" w:color="auto" w:fill="0A3D62"/>
           </w:tcPr>
           <w:p>
             <w:pPr>
@@ -788,6 +932,7 @@
             <w:r>
               <w:rPr>
                 <w:b/>
+                <w:color w:val="FFFFFF"/>
                 <w:sz w:val="20"/>
               </w:rPr>
               <w:t>Attribute</w:t>
@@ -797,6 +942,7 @@
         <w:tc>
           <w:tcPr>
             <w:tcW w:type="dxa" w:w="4561"/>
+            <w:shd w:val="clear" w:color="auto" w:fill="0A3D62"/>
           </w:tcPr>
           <w:p>
             <w:pPr>
@@ -805,6 +951,7 @@
             <w:r>
               <w:rPr>
                 <w:b/>
+                <w:color w:val="FFFFFF"/>
                 <w:sz w:val="20"/>
               </w:rPr>
               <w:t>Value</w:t>
@@ -822,7 +969,7 @@
               <w:rPr>
                 <w:sz w:val="20"/>
               </w:rPr>
-              <w:t>Dataset Name</w:t>
+              <w:t>Dataset</w:t>
             </w:r>
           </w:p>
         </w:tc>
@@ -878,7 +1025,7 @@
               <w:rPr>
                 <w:sz w:val="20"/>
               </w:rPr>
-              <w:t>Local CSV Range</w:t>
+              <w:t>Date Range</w:t>
             </w:r>
           </w:p>
         </w:tc>
@@ -891,7 +1038,7 @@
               <w:rPr>
                 <w:sz w:val="20"/>
               </w:rPr>
-              <w:t>2006-12-16 to 2008-12-13 (~2 years)</w:t>
+              <w:t>2006-12-16 to 2008-12-13</w:t>
             </w:r>
           </w:p>
         </w:tc>
@@ -906,7 +1053,7 @@
               <w:rPr>
                 <w:sz w:val="20"/>
               </w:rPr>
-              <w:t>Raw Row Count</w:t>
+              <w:t>Raw Rows</w:t>
             </w:r>
           </w:p>
         </w:tc>
@@ -1003,7 +1150,7 @@
               <w:rPr>
                 <w:sz w:val="20"/>
               </w:rPr>
-              <w:t>~4,069 per numeric column (~0.39%)</w:t>
+              <w:t>~0.39% per numeric column (encoded as '?')</w:t>
             </w:r>
           </w:p>
         </w:tc>
@@ -1041,8 +1188,13 @@
     <w:p>
       <w:pPr>
         <w:pStyle w:val="Heading2"/>
+        <w:spacing w:before="160" w:after="120"/>
       </w:pPr>
       <w:r>
+        <w:rPr>
+          <w:color w:val="117A8B"/>
+          <w:sz w:val="26"/>
+        </w:rPr>
         <w:t>3.2 Feature Description</w:t>
       </w:r>
     </w:p>
@@ -1062,6 +1214,7 @@
         <w:tc>
           <w:tcPr>
             <w:tcW w:type="dxa" w:w="3041"/>
+            <w:shd w:val="clear" w:color="auto" w:fill="0A3D62"/>
           </w:tcPr>
           <w:p>
             <w:pPr>
@@ -1070,6 +1223,7 @@
             <w:r>
               <w:rPr>
                 <w:b/>
+                <w:color w:val="FFFFFF"/>
                 <w:sz w:val="20"/>
               </w:rPr>
               <w:t>Feature</w:t>
@@ -1079,6 +1233,7 @@
         <w:tc>
           <w:tcPr>
             <w:tcW w:type="dxa" w:w="3041"/>
+            <w:shd w:val="clear" w:color="auto" w:fill="0A3D62"/>
           </w:tcPr>
           <w:p>
             <w:pPr>
@@ -1087,6 +1242,7 @@
             <w:r>
               <w:rPr>
                 <w:b/>
+                <w:color w:val="FFFFFF"/>
                 <w:sz w:val="20"/>
               </w:rPr>
               <w:t>Unit</w:t>
@@ -1096,6 +1252,7 @@
         <w:tc>
           <w:tcPr>
             <w:tcW w:type="dxa" w:w="3041"/>
+            <w:shd w:val="clear" w:color="auto" w:fill="0A3D62"/>
           </w:tcPr>
           <w:p>
             <w:pPr>
@@ -1104,91 +1261,10 @@
             <w:r>
               <w:rPr>
                 <w:b/>
+                <w:color w:val="FFFFFF"/>
                 <w:sz w:val="20"/>
               </w:rPr>
               <w:t>Description</w:t>
-            </w:r>
-          </w:p>
-        </w:tc>
-      </w:tr>
-      <w:tr>
-        <w:tc>
-          <w:tcPr>
-            <w:tcW w:type="dxa" w:w="3041"/>
-          </w:tcPr>
-          <w:p>
-            <w:r>
-              <w:rPr>
-                <w:sz w:val="20"/>
-              </w:rPr>
-              <w:t>Date</w:t>
-            </w:r>
-          </w:p>
-        </w:tc>
-        <w:tc>
-          <w:tcPr>
-            <w:tcW w:type="dxa" w:w="3041"/>
-          </w:tcPr>
-          <w:p>
-            <w:r>
-              <w:rPr>
-                <w:sz w:val="20"/>
-              </w:rPr>
-              <w:t>—</w:t>
-            </w:r>
-          </w:p>
-        </w:tc>
-        <w:tc>
-          <w:tcPr>
-            <w:tcW w:type="dxa" w:w="3041"/>
-          </w:tcPr>
-          <w:p>
-            <w:r>
-              <w:rPr>
-                <w:sz w:val="20"/>
-              </w:rPr>
-              <w:t>Date of the reading (DD/MM/YYYY)</w:t>
-            </w:r>
-          </w:p>
-        </w:tc>
-      </w:tr>
-      <w:tr>
-        <w:tc>
-          <w:tcPr>
-            <w:tcW w:type="dxa" w:w="3041"/>
-          </w:tcPr>
-          <w:p>
-            <w:r>
-              <w:rPr>
-                <w:sz w:val="20"/>
-              </w:rPr>
-              <w:t>Time</w:t>
-            </w:r>
-          </w:p>
-        </w:tc>
-        <w:tc>
-          <w:tcPr>
-            <w:tcW w:type="dxa" w:w="3041"/>
-          </w:tcPr>
-          <w:p>
-            <w:r>
-              <w:rPr>
-                <w:sz w:val="20"/>
-              </w:rPr>
-              <w:t>—</w:t>
-            </w:r>
-          </w:p>
-        </w:tc>
-        <w:tc>
-          <w:tcPr>
-            <w:tcW w:type="dxa" w:w="3041"/>
-          </w:tcPr>
-          <w:p>
-            <w:r>
-              <w:rPr>
-                <w:sz w:val="20"/>
-              </w:rPr>
-              <w:t>Time of the reading (HH:MM:SS)</w:t>
             </w:r>
           </w:p>
         </w:tc>
@@ -1485,8 +1561,13 @@
     <w:p>
       <w:pPr>
         <w:pStyle w:val="Heading2"/>
+        <w:spacing w:before="160" w:after="120"/>
       </w:pPr>
       <w:r>
+        <w:rPr>
+          <w:color w:val="117A8B"/>
+          <w:sz w:val="26"/>
+        </w:rPr>
         <w:t>3.3 Data Quality Issues</w:t>
       </w:r>
     </w:p>
@@ -1494,48 +1575,65 @@
       <w:pPr>
         <w:pStyle w:val="ListBullet"/>
         <w:spacing w:after="80"/>
-        <w:ind w:left="360"/>
+        <w:ind w:left="432"/>
       </w:pPr>
       <w:r>
-        <w:t>Missing values: approximately 0.39% of readings per numeric column, encoded as '?' in the raw file.</w:t>
+        <w:rPr>
+          <w:sz w:val="22"/>
+        </w:rPr>
+        <w:t>Missing values (~0.39%) encoded as '?' — handled by time-based interpolation.</w:t>
       </w:r>
     </w:p>
     <w:p>
       <w:pPr>
         <w:pStyle w:val="ListBullet"/>
         <w:spacing w:after="80"/>
-        <w:ind w:left="360"/>
+        <w:ind w:left="432"/>
       </w:pPr>
       <w:r>
-        <w:t>Date and time are stored as separate string columns and must be combined.</w:t>
+        <w:rPr>
+          <w:sz w:val="22"/>
+        </w:rPr>
+        <w:t>Date and Time stored as separate string columns — combined into a single datetime index.</w:t>
       </w:r>
     </w:p>
     <w:p>
       <w:pPr>
         <w:pStyle w:val="ListBullet"/>
         <w:spacing w:after="80"/>
-        <w:ind w:left="360"/>
+        <w:ind w:left="432"/>
       </w:pPr>
       <w:r>
-        <w:t>No weather, temperature, occupancy, or tariff data is included.</w:t>
+        <w:rPr>
+          <w:sz w:val="22"/>
+        </w:rPr>
+        <w:t>No weather, temperature, occupancy, or tariff data is available.</w:t>
       </w:r>
     </w:p>
     <w:p>
       <w:pPr>
         <w:pStyle w:val="ListBullet"/>
         <w:spacing w:after="80"/>
-        <w:ind w:left="360"/>
+        <w:ind w:left="432"/>
       </w:pPr>
       <w:r>
-        <w:t>Single-household limitation: behavior patterns reflect one household and cannot be directly generalized.</w:t>
+        <w:rPr>
+          <w:sz w:val="22"/>
+        </w:rPr>
+        <w:t>Single household — findings are not directly generalizable.</w:t>
       </w:r>
     </w:p>
     <w:p>
       <w:pPr>
         <w:pStyle w:val="Heading2"/>
+        <w:spacing w:before="160" w:after="120"/>
       </w:pPr>
       <w:r>
-        <w:t>3.4 Initial Data Exploration</w:t>
+        <w:rPr>
+          <w:color w:val="117A8B"/>
+          <w:sz w:val="26"/>
+        </w:rPr>
+        <w:t>3.4 Initial Exploration</w:t>
       </w:r>
     </w:p>
     <w:p>
@@ -1548,7 +1646,7 @@
           <w:i w:val="0"/>
           <w:sz w:val="22"/>
         </w:rPr>
-        <w:t>An initial sample of 5,000 rows was plotted to confirm the data behaves as an ordered time series. Global active power shows regular daily cycles with higher consumption in evening hours. Missing values are not clustered at specific time periods, supporting time-based interpolation.</w:t>
+        <w:t>Global active power shows regular daily cycles with higher consumption in the evening hours (19:00–22:00). Weekend patterns differ structurally from weekday patterns, which is confirmed by the clustering results. Missing values are not clustered at specific time periods, supporting time-based interpolation.</w:t>
       </w:r>
     </w:p>
     <w:p>
@@ -1558,10 +1656,10 @@
       <w:r>
         <w:rPr>
           <w:b/>
-          <w:color w:val="1F69C0"/>
+          <w:color w:val="06B6D4"/>
           <w:sz w:val="20"/>
         </w:rPr>
-        <w:t>[Screenshot: Overview tab — Consumption time-series chart (full date range)]</w:t>
+        <w:t>[Screenshot: Overview — Consumption time-series and hourly average chart]</w:t>
       </w:r>
     </w:p>
     <w:p>
@@ -1572,30 +1670,27 @@
     <w:p>
       <w:pPr>
         <w:pStyle w:val="Heading1"/>
+        <w:spacing w:before="280" w:after="120"/>
       </w:pPr>
       <w:r>
+        <w:rPr>
+          <w:color w:val="0A3D62"/>
+          <w:sz w:val="32"/>
+        </w:rPr>
         <w:t>4. Data Preparation</w:t>
       </w:r>
     </w:p>
     <w:p>
       <w:pPr>
         <w:pStyle w:val="Heading2"/>
-      </w:pPr>
-      <w:r>
-        <w:t>4.1 Preparation Pipeline</w:t>
-      </w:r>
-    </w:p>
-    <w:p>
-      <w:pPr>
-        <w:spacing w:after="120"/>
+        <w:spacing w:before="160" w:after="120"/>
       </w:pPr>
       <w:r>
         <w:rPr>
-          <w:b w:val="0"/>
-          <w:i w:val="0"/>
-          <w:sz w:val="22"/>
+          <w:color w:val="117A8B"/>
+          <w:sz w:val="26"/>
         </w:rPr>
-        <w:t>The raw minute-level data is transformed into a clean hourly dataset through a systematic pipeline implemented in notebook 03_Data_Preparation.ipynb. Each step is described below.</w:t>
+        <w:t>4.1 Preparation Pipeline</w:t>
       </w:r>
     </w:p>
     <w:tbl>
@@ -1614,6 +1709,7 @@
         <w:tc>
           <w:tcPr>
             <w:tcW w:type="dxa" w:w="3041"/>
+            <w:shd w:val="clear" w:color="auto" w:fill="0A3D62"/>
           </w:tcPr>
           <w:p>
             <w:pPr>
@@ -1622,6 +1718,7 @@
             <w:r>
               <w:rPr>
                 <w:b/>
+                <w:color w:val="FFFFFF"/>
                 <w:sz w:val="20"/>
               </w:rPr>
               <w:t>Step</w:t>
@@ -1631,6 +1728,7 @@
         <w:tc>
           <w:tcPr>
             <w:tcW w:type="dxa" w:w="3041"/>
+            <w:shd w:val="clear" w:color="auto" w:fill="0A3D62"/>
           </w:tcPr>
           <w:p>
             <w:pPr>
@@ -1639,6 +1737,7 @@
             <w:r>
               <w:rPr>
                 <w:b/>
+                <w:color w:val="FFFFFF"/>
                 <w:sz w:val="20"/>
               </w:rPr>
               <w:t>Action</w:t>
@@ -1648,6 +1747,7 @@
         <w:tc>
           <w:tcPr>
             <w:tcW w:type="dxa" w:w="3041"/>
+            <w:shd w:val="clear" w:color="auto" w:fill="0A3D62"/>
           </w:tcPr>
           <w:p>
             <w:pPr>
@@ -1656,6 +1756,7 @@
             <w:r>
               <w:rPr>
                 <w:b/>
+                <w:color w:val="FFFFFF"/>
                 <w:sz w:val="20"/>
               </w:rPr>
               <w:t>Outcome</w:t>
@@ -1699,7 +1800,7 @@
               <w:rPr>
                 <w:sz w:val="20"/>
               </w:rPr>
-              <w:t>All column names converted to lowercase snake_case</w:t>
+              <w:t>Lowercase snake_case column names</w:t>
             </w:r>
           </w:p>
         </w:tc>
@@ -1740,7 +1841,7 @@
               <w:rPr>
                 <w:sz w:val="20"/>
               </w:rPr>
-              <w:t>Date + Time columns merged into a single datetime index</w:t>
+              <w:t>Date + Time merged into a single datetime index</w:t>
             </w:r>
           </w:p>
         </w:tc>
@@ -1863,7 +1964,7 @@
               <w:rPr>
                 <w:sz w:val="20"/>
               </w:rPr>
-              <w:t>Time-based interpolation; remaining gaps filled forward/backward</w:t>
+              <w:t>Time-based interpolation; gaps filled forward/backward</w:t>
             </w:r>
           </w:p>
         </w:tc>
@@ -1945,7 +2046,7 @@
               <w:rPr>
                 <w:sz w:val="20"/>
               </w:rPr>
-              <w:t>sub_metering_total_wh, active_energy_wh, unmetered_energy_wh created</w:t>
+              <w:t>sub_metering_total_wh, active_energy_wh, unmetered_energy_wh</w:t>
             </w:r>
           </w:p>
         </w:tc>
@@ -1986,7 +2087,7 @@
               <w:rPr>
                 <w:sz w:val="20"/>
               </w:rPr>
-              <w:t>Minute data aggregated to 17,477 hourly rows</w:t>
+              <w:t>Minutes aggregated to 17,477 hourly rows</w:t>
             </w:r>
           </w:p>
         </w:tc>
@@ -2027,7 +2128,7 @@
               <w:rPr>
                 <w:sz w:val="20"/>
               </w:rPr>
-              <w:t>high_consumption = 1 if hourly power ≥ 75th percentile</w:t>
+              <w:t>high_consumption = 1 if power &gt;= 75th percentile</w:t>
             </w:r>
           </w:p>
         </w:tc>
@@ -2055,7 +2156,7 @@
               <w:rPr>
                 <w:sz w:val="20"/>
               </w:rPr>
-              <w:t>Lag and rolling features</w:t>
+              <w:t>Lag + rolling features</w:t>
             </w:r>
           </w:p>
         </w:tc>
@@ -2068,7 +2169,7 @@
               <w:rPr>
                 <w:sz w:val="20"/>
               </w:rPr>
-              <w:t>lag_1, lag_2, lag_24, rolling_3_mean, rolling_24_mean created</w:t>
+              <w:t>lag_1, lag_2, lag_24, rolling_3_mean, rolling_24_mean</w:t>
             </w:r>
           </w:p>
         </w:tc>
@@ -2078,8 +2179,13 @@
     <w:p>
       <w:pPr>
         <w:pStyle w:val="Heading2"/>
+        <w:spacing w:before="160" w:after="120"/>
       </w:pPr>
       <w:r>
+        <w:rPr>
+          <w:color w:val="117A8B"/>
+          <w:sz w:val="26"/>
+        </w:rPr>
         <w:t>4.2 Hourly Resampling Rationale</w:t>
       </w:r>
     </w:p>
@@ -2093,14 +2199,42 @@
           <w:i w:val="0"/>
           <w:sz w:val="22"/>
         </w:rPr>
-        <w:t>The raw dataset contains one reading per minute, producing over one million rows. Minute-level data is noisy, computationally expensive, and produces unclear visual patterns. Hourly aggregation (mean for power and voltage; sum for sub-metering energy) reduces noise, speeds up model training, and makes daily consumption cycles visually interpretable without losing behavioral meaning.</w:t>
+        <w:t>Minute-level data is noisy and computationally expensive. Hourly aggregation (mean for power and voltage; sum for sub-metering energy) reduces noise, speeds up model training, and makes daily consumption cycles visually interpretable without losing predictive signal.</w:t>
+      </w:r>
+    </w:p>
+    <w:p>
+      <w:pPr>
+        <w:shd w:val="clear" w:color="auto" w:fill="EBF5FB"/>
+        <w:spacing w:before="80" w:after="160"/>
+        <w:ind w:left="288" w:right="288"/>
+      </w:pPr>
+      <w:r>
+        <w:rPr>
+          <w:b/>
+          <w:color w:val="117A8B"/>
+          <w:sz w:val="20"/>
+        </w:rPr>
+        <w:t xml:space="preserve">Key fact:  </w:t>
+      </w:r>
+      <w:r>
+        <w:rPr>
+          <w:i w:val="0"/>
+          <w:color w:val="556574"/>
+          <w:sz w:val="20"/>
+        </w:rPr>
+        <w:t>Hourly resampling reduced the dataset from 1,048,575 rows to 17,477 rows with 0 missing values, while preserving all behavioral patterns relevant to the mining objectives.</w:t>
       </w:r>
     </w:p>
     <w:p>
       <w:pPr>
         <w:pStyle w:val="Heading2"/>
+        <w:spacing w:before="160" w:after="120"/>
       </w:pPr>
       <w:r>
+        <w:rPr>
+          <w:color w:val="117A8B"/>
+          <w:sz w:val="26"/>
+        </w:rPr>
         <w:t>4.3 Lag Feature Design</w:t>
       </w:r>
     </w:p>
@@ -2114,14 +2248,19 @@
           <w:i w:val="0"/>
           <w:sz w:val="22"/>
         </w:rPr>
-        <w:t>Regression models use lag and rolling features instead of direct power measurements to prevent target leakage. The model learns to predict the current hour's consumption from the previous 1-hour, 2-hour, and 24-hour readings, plus 3-hour and 24-hour rolling means. This design reflects realistic forecasting conditions where future values are not yet available.</w:t>
+        <w:t>Regression models use lag and rolling features to prevent target leakage. The model predicts the current hour's consumption from the previous 1-, 2-, and 24-hour readings plus 3-hour and 24-hour rolling means. This reflects realistic forecasting conditions where future values are unavailable.</w:t>
       </w:r>
     </w:p>
     <w:p>
       <w:pPr>
         <w:pStyle w:val="Heading2"/>
+        <w:spacing w:before="160" w:after="120"/>
       </w:pPr>
       <w:r>
+        <w:rPr>
+          <w:color w:val="117A8B"/>
+          <w:sz w:val="26"/>
+        </w:rPr>
         <w:t>4.4 Prepared Dataset Summary</w:t>
       </w:r>
     </w:p>
@@ -2140,6 +2279,7 @@
         <w:tc>
           <w:tcPr>
             <w:tcW w:type="dxa" w:w="4561"/>
+            <w:shd w:val="clear" w:color="auto" w:fill="0A3D62"/>
           </w:tcPr>
           <w:p>
             <w:pPr>
@@ -2148,6 +2288,7 @@
             <w:r>
               <w:rPr>
                 <w:b/>
+                <w:color w:val="FFFFFF"/>
                 <w:sz w:val="20"/>
               </w:rPr>
               <w:t>Attribute</w:t>
@@ -2157,6 +2298,7 @@
         <w:tc>
           <w:tcPr>
             <w:tcW w:type="dxa" w:w="4561"/>
+            <w:shd w:val="clear" w:color="auto" w:fill="0A3D62"/>
           </w:tcPr>
           <w:p>
             <w:pPr>
@@ -2165,6 +2307,7 @@
             <w:r>
               <w:rPr>
                 <w:b/>
+                <w:color w:val="FFFFFF"/>
                 <w:sz w:val="20"/>
               </w:rPr>
               <w:t>Value</w:t>
@@ -2279,7 +2422,7 @@
               <w:rPr>
                 <w:sz w:val="20"/>
               </w:rPr>
-              <w:t>0 (after interpolation)</w:t>
+              <w:t>0</w:t>
             </w:r>
           </w:p>
         </w:tc>
@@ -2363,7 +2506,7 @@
               <w:rPr>
                 <w:sz w:val="20"/>
               </w:rPr>
-              <w:t>25.0% (top quartile threshold)</w:t>
+              <w:t>25.0% (top quartile)</w:t>
             </w:r>
           </w:p>
         </w:tc>
@@ -2378,16 +2521,26 @@
     <w:p>
       <w:pPr>
         <w:pStyle w:val="Heading1"/>
+        <w:spacing w:before="280" w:after="120"/>
       </w:pPr>
       <w:r>
+        <w:rPr>
+          <w:color w:val="0A3D62"/>
+          <w:sz w:val="32"/>
+        </w:rPr>
         <w:t>5. Modelling</w:t>
       </w:r>
     </w:p>
     <w:p>
       <w:pPr>
         <w:pStyle w:val="Heading2"/>
+        <w:spacing w:before="160" w:after="120"/>
       </w:pPr>
       <w:r>
+        <w:rPr>
+          <w:color w:val="117A8B"/>
+          <w:sz w:val="26"/>
+        </w:rPr>
         <w:t>5.1 Clustering</w:t>
       </w:r>
     </w:p>
@@ -2401,16 +2554,19 @@
           <w:i w:val="0"/>
           <w:sz w:val="22"/>
         </w:rPr>
-        <w:t>Clustering groups similar hourly consumption periods without using predefined labels. Two algorithms are applied: K-Means and DBSCAN. All features are standardized with StandardScaler before clustering.</w:t>
+        <w:t>Clustering groups similar hourly consumption periods without predefined labels. K-Means and DBSCAN are applied to a scaled behavior feature set. PCA (2 components) is used for visualization. K-Means with k=3 is selected for the final profile because it produces three interpretable behavioral segments.</w:t>
       </w:r>
     </w:p>
     <w:p>
       <w:pPr>
         <w:pStyle w:val="ListBullet"/>
         <w:spacing w:after="80"/>
-        <w:ind w:left="360"/>
+        <w:ind w:left="432"/>
       </w:pPr>
       <w:r>
+        <w:rPr>
+          <w:sz w:val="22"/>
+        </w:rPr>
         <w:t>Feature set: global_reactive_power, voltage, global_intensity, sub_metering_1/2/3, sub_metering_total_wh, unmetered_energy_wh, hour, day_of_week, month, is_weekend</w:t>
       </w:r>
     </w:p>
@@ -2418,50 +2574,51 @@
       <w:pPr>
         <w:pStyle w:val="ListBullet"/>
         <w:spacing w:after="80"/>
-        <w:ind w:left="360"/>
+        <w:ind w:left="432"/>
       </w:pPr>
       <w:r>
-        <w:t>K-Means: tested for k = 2, 3, 4, 5; best k selected by silhouette score</w:t>
+        <w:rPr>
+          <w:sz w:val="22"/>
+        </w:rPr>
+        <w:t>K-Means tested for k = 2, 3, 4, 5; best k by silhouette score</w:t>
       </w:r>
     </w:p>
     <w:p>
       <w:pPr>
         <w:pStyle w:val="ListBullet"/>
         <w:spacing w:after="80"/>
-        <w:ind w:left="360"/>
+        <w:ind w:left="432"/>
       </w:pPr>
       <w:r>
-        <w:t>DBSCAN: eps=1.5, min_samples=20; identifies dense groups and noise points</w:t>
+        <w:rPr>
+          <w:sz w:val="22"/>
+        </w:rPr>
+        <w:t>DBSCAN: eps=1.5, min_samples=20</w:t>
       </w:r>
     </w:p>
     <w:p>
       <w:pPr>
         <w:pStyle w:val="ListBullet"/>
         <w:spacing w:after="80"/>
-        <w:ind w:left="360"/>
-      </w:pPr>
-      <w:r>
-        <w:t>PCA projection: 2D PCA used to visualize cluster separation without axis correlation issues</w:t>
-      </w:r>
-    </w:p>
-    <w:p>
-      <w:pPr>
-        <w:spacing w:after="120"/>
+        <w:ind w:left="432"/>
       </w:pPr>
       <w:r>
         <w:rPr>
-          <w:b w:val="0"/>
-          <w:i w:val="0"/>
           <w:sz w:val="22"/>
         </w:rPr>
-        <w:t>K-Means with k=3 is used for the final cluster profile because it produces three interpretable behavioral segments: low weekday usage, low weekend usage, and high-activity hours.</w:t>
+        <w:t>All features standardized with StandardScaler before fitting</w:t>
       </w:r>
     </w:p>
     <w:p>
       <w:pPr>
         <w:pStyle w:val="Heading2"/>
+        <w:spacing w:before="160" w:after="120"/>
       </w:pPr>
       <w:r>
+        <w:rPr>
+          <w:color w:val="117A8B"/>
+          <w:sz w:val="26"/>
+        </w:rPr>
         <w:t>5.2 Regression</w:t>
       </w:r>
     </w:p>
@@ -2475,26 +2632,32 @@
           <w:i w:val="0"/>
           <w:sz w:val="22"/>
         </w:rPr>
-        <w:t>Regression predicts hourly global active power using only time and lag features. A chronological train/test split (80% train, 20% test, no shuffle) is used to simulate real forecasting conditions.</w:t>
+        <w:t>Regression predicts hourly global active power using lag and time features only. A chronological 80/20 split (no shuffle) simulates real forecasting conditions.</w:t>
       </w:r>
     </w:p>
     <w:p>
       <w:pPr>
         <w:pStyle w:val="ListBullet"/>
         <w:spacing w:after="80"/>
-        <w:ind w:left="360"/>
+        <w:ind w:left="432"/>
       </w:pPr>
       <w:r>
-        <w:t>Features: hour, day_of_week, month, is_weekend, lag_1, lag_2, lag_24, rolling_3_mean, rolling_24_mean</w:t>
+        <w:rPr>
+          <w:sz w:val="22"/>
+        </w:rPr>
+        <w:t>Forecast features: hour, day_of_week, month, is_weekend, lag_1, lag_2, lag_24, rolling_3_mean, rolling_24_mean</w:t>
       </w:r>
     </w:p>
     <w:p>
       <w:pPr>
         <w:pStyle w:val="ListBullet"/>
         <w:spacing w:after="80"/>
-        <w:ind w:left="360"/>
+        <w:ind w:left="432"/>
       </w:pPr>
       <w:r>
+        <w:rPr>
+          <w:sz w:val="22"/>
+        </w:rPr>
         <w:t>Models: Linear Regression, Ridge Regression (alpha=1.0), Polynomial Ridge (degree=2, alpha=1.0)</w:t>
       </w:r>
     </w:p>
@@ -2502,17 +2665,38 @@
       <w:pPr>
         <w:pStyle w:val="ListBullet"/>
         <w:spacing w:after="80"/>
-        <w:ind w:left="360"/>
+        <w:ind w:left="432"/>
       </w:pPr>
       <w:r>
-        <w:t>All models use StandardScaler inside a pipeline</w:t>
+        <w:rPr>
+          <w:sz w:val="22"/>
+        </w:rPr>
+        <w:t>Metrics: MAE, RMSE, R²</w:t>
+      </w:r>
+    </w:p>
+    <w:p>
+      <w:pPr>
+        <w:pStyle w:val="ListBullet"/>
+        <w:spacing w:after="80"/>
+        <w:ind w:left="432"/>
+      </w:pPr>
+      <w:r>
+        <w:rPr>
+          <w:sz w:val="22"/>
+        </w:rPr>
+        <w:t>Actual vs Predicted chart generated to show where the model struggles</w:t>
       </w:r>
     </w:p>
     <w:p>
       <w:pPr>
         <w:pStyle w:val="Heading2"/>
+        <w:spacing w:before="160" w:after="120"/>
       </w:pPr>
       <w:r>
+        <w:rPr>
+          <w:color w:val="117A8B"/>
+          <w:sz w:val="26"/>
+        </w:rPr>
         <w:t>5.3 Classification</w:t>
       </w:r>
     </w:p>
@@ -2526,35 +2710,59 @@
           <w:i w:val="0"/>
           <w:sz w:val="22"/>
         </w:rPr>
-        <w:t>Classification labels each hour as high consumption (1) or normal consumption (0), where high consumption is defined as global active power at or above the 75th percentile. A stratified 80/20 split is used.</w:t>
+        <w:t>Classification labels each hour as high consumption (top quartile of global active power) or normal. A stratified 80/20 split is used. Random Forest feature importances are extracted to explain which features most strongly predict high-consumption hours.</w:t>
       </w:r>
     </w:p>
     <w:p>
       <w:pPr>
         <w:pStyle w:val="ListBullet"/>
         <w:spacing w:after="80"/>
-        <w:ind w:left="360"/>
+        <w:ind w:left="432"/>
       </w:pPr>
       <w:r>
-        <w:t>Features: the full behavior feature set (same as clustering)</w:t>
+        <w:rPr>
+          <w:sz w:val="22"/>
+        </w:rPr>
+        <w:t>Feature set: same 12-feature behavior set used in clustering</w:t>
       </w:r>
     </w:p>
     <w:p>
       <w:pPr>
         <w:pStyle w:val="ListBullet"/>
         <w:spacing w:after="80"/>
-        <w:ind w:left="360"/>
+        <w:ind w:left="432"/>
       </w:pPr>
       <w:r>
+        <w:rPr>
+          <w:sz w:val="22"/>
+        </w:rPr>
         <w:t>Models: Logistic Regression (max_iter=1000), Random Forest (150 trees, max_depth=12)</w:t>
       </w:r>
     </w:p>
     <w:p>
       <w:pPr>
-        <w:pStyle w:val="Heading2"/>
+        <w:pStyle w:val="ListBullet"/>
+        <w:spacing w:after="80"/>
+        <w:ind w:left="432"/>
       </w:pPr>
       <w:r>
-        <w:t>5.4 Anomaly Detection and PCA</w:t>
+        <w:rPr>
+          <w:sz w:val="22"/>
+        </w:rPr>
+        <w:t>Random Forest feature_importances_ extracted and visualized</w:t>
+      </w:r>
+    </w:p>
+    <w:p>
+      <w:pPr>
+        <w:pStyle w:val="Heading2"/>
+        <w:spacing w:before="160" w:after="120"/>
+      </w:pPr>
+      <w:r>
+        <w:rPr>
+          <w:color w:val="117A8B"/>
+          <w:sz w:val="26"/>
+        </w:rPr>
+        <w:t>5.4 PCA</w:t>
       </w:r>
     </w:p>
     <w:p>
@@ -2567,47 +2775,7 @@
           <w:i w:val="0"/>
           <w:sz w:val="22"/>
         </w:rPr>
-        <w:t>Isolation Forest detects unusual consumption periods by isolating points that require fewer splits in random decision trees. A contamination parameter of 0.01 (1%) sets the expected anomaly budget. PCA separately summarizes how much variance is captured by the first three principal components.</w:t>
-      </w:r>
-    </w:p>
-    <w:p>
-      <w:pPr>
-        <w:pStyle w:val="ListBullet"/>
-        <w:spacing w:after="80"/>
-        <w:ind w:left="360"/>
-      </w:pPr>
-      <w:r>
-        <w:t>Sample: up to 50,000 rows for Isolation Forest</w:t>
-      </w:r>
-    </w:p>
-    <w:p>
-      <w:pPr>
-        <w:pStyle w:val="ListBullet"/>
-        <w:spacing w:after="80"/>
-        <w:ind w:left="360"/>
-      </w:pPr>
-      <w:r>
-        <w:t>Contamination: 0.01 (1% anomaly budget)</w:t>
-      </w:r>
-    </w:p>
-    <w:p>
-      <w:pPr>
-        <w:pStyle w:val="ListBullet"/>
-        <w:spacing w:after="80"/>
-        <w:ind w:left="360"/>
-      </w:pPr>
-      <w:r>
-        <w:t>n_estimators: 150</w:t>
-      </w:r>
-    </w:p>
-    <w:p>
-      <w:pPr>
-        <w:pStyle w:val="ListBullet"/>
-        <w:spacing w:after="80"/>
-        <w:ind w:left="360"/>
-      </w:pPr>
-      <w:r>
-        <w:t>Each point receives a binary anomaly label and a continuous anomaly score</w:t>
+        <w:t>PCA is applied to the behavior feature set to summarize the variance structure. Three components are computed. A 2D PCA projection is also used in the clustering section for scatter-plot visualization of cluster separation.</w:t>
       </w:r>
     </w:p>
     <w:p>
@@ -2618,16 +2786,26 @@
     <w:p>
       <w:pPr>
         <w:pStyle w:val="Heading1"/>
+        <w:spacing w:before="280" w:after="120"/>
       </w:pPr>
       <w:r>
+        <w:rPr>
+          <w:color w:val="0A3D62"/>
+          <w:sz w:val="32"/>
+        </w:rPr>
         <w:t>6. Evaluation</w:t>
       </w:r>
     </w:p>
     <w:p>
       <w:pPr>
         <w:pStyle w:val="Heading2"/>
+        <w:spacing w:before="160" w:after="120"/>
       </w:pPr>
       <w:r>
+        <w:rPr>
+          <w:color w:val="117A8B"/>
+          <w:sz w:val="26"/>
+        </w:rPr>
         <w:t>6.1 Clustering Results</w:t>
       </w:r>
     </w:p>
@@ -2641,7 +2819,7 @@
           <w:i w:val="0"/>
           <w:sz w:val="22"/>
         </w:rPr>
-        <w:t>Silhouette score measures how well-separated the clusters are. A score of 1.0 is perfect; 0.0 means overlapping clusters. Scores in the 0.20–0.26 range are moderate, which is expected for household energy data because similar appliances are used at similar times across many days.</w:t>
+        <w:t>Silhouette scores range from 0 (overlapping) to 1 (perfectly separated). Scores in the 0.20–0.26 range are moderate and expected for real-world energy data, where similar appliances run at similar times across many different days.</w:t>
       </w:r>
     </w:p>
     <w:tbl>
@@ -2661,6 +2839,7 @@
         <w:tc>
           <w:tcPr>
             <w:tcW w:type="dxa" w:w="2280"/>
+            <w:shd w:val="clear" w:color="auto" w:fill="0A3D62"/>
           </w:tcPr>
           <w:p>
             <w:pPr>
@@ -2669,6 +2848,7 @@
             <w:r>
               <w:rPr>
                 <w:b/>
+                <w:color w:val="FFFFFF"/>
                 <w:sz w:val="20"/>
               </w:rPr>
               <w:t>Algorithm</w:t>
@@ -2678,6 +2858,7 @@
         <w:tc>
           <w:tcPr>
             <w:tcW w:type="dxa" w:w="2280"/>
+            <w:shd w:val="clear" w:color="auto" w:fill="0A3D62"/>
           </w:tcPr>
           <w:p>
             <w:pPr>
@@ -2686,6 +2867,7 @@
             <w:r>
               <w:rPr>
                 <w:b/>
+                <w:color w:val="FFFFFF"/>
                 <w:sz w:val="20"/>
               </w:rPr>
               <w:t>k / Clusters</w:t>
@@ -2695,6 +2877,7 @@
         <w:tc>
           <w:tcPr>
             <w:tcW w:type="dxa" w:w="2280"/>
+            <w:shd w:val="clear" w:color="auto" w:fill="0A3D62"/>
           </w:tcPr>
           <w:p>
             <w:pPr>
@@ -2703,6 +2886,7 @@
             <w:r>
               <w:rPr>
                 <w:b/>
+                <w:color w:val="FFFFFF"/>
                 <w:sz w:val="20"/>
               </w:rPr>
               <w:t>Silhouette</w:t>
@@ -2712,6 +2896,7 @@
         <w:tc>
           <w:tcPr>
             <w:tcW w:type="dxa" w:w="2280"/>
+            <w:shd w:val="clear" w:color="auto" w:fill="0A3D62"/>
           </w:tcPr>
           <w:p>
             <w:pPr>
@@ -2720,6 +2905,7 @@
             <w:r>
               <w:rPr>
                 <w:b/>
+                <w:color w:val="FFFFFF"/>
                 <w:sz w:val="20"/>
               </w:rPr>
               <w:t>Noise Points</w:t>
@@ -2731,10 +2917,13 @@
         <w:tc>
           <w:tcPr>
             <w:tcW w:type="dxa" w:w="2280"/>
+            <w:shd w:val="clear" w:color="auto" w:fill="E8F8F0"/>
           </w:tcPr>
           <w:p>
             <w:r>
               <w:rPr>
+                <w:b/>
+                <w:color w:val="055030"/>
                 <w:sz w:val="20"/>
               </w:rPr>
               <w:t>K-Means</w:t>
@@ -2744,10 +2933,13 @@
         <w:tc>
           <w:tcPr>
             <w:tcW w:type="dxa" w:w="2280"/>
+            <w:shd w:val="clear" w:color="auto" w:fill="E8F8F0"/>
           </w:tcPr>
           <w:p>
             <w:r>
               <w:rPr>
+                <w:b/>
+                <w:color w:val="055030"/>
                 <w:sz w:val="20"/>
               </w:rPr>
               <w:t>2</w:t>
@@ -2757,23 +2949,29 @@
         <w:tc>
           <w:tcPr>
             <w:tcW w:type="dxa" w:w="2280"/>
+            <w:shd w:val="clear" w:color="auto" w:fill="E8F8F0"/>
           </w:tcPr>
           <w:p>
             <w:r>
               <w:rPr>
+                <w:b/>
+                <w:color w:val="055030"/>
                 <w:sz w:val="20"/>
               </w:rPr>
-              <w:t>0.2601</w:t>
+              <w:t>0.260</w:t>
             </w:r>
           </w:p>
         </w:tc>
         <w:tc>
           <w:tcPr>
             <w:tcW w:type="dxa" w:w="2280"/>
+            <w:shd w:val="clear" w:color="auto" w:fill="E8F8F0"/>
           </w:tcPr>
           <w:p>
             <w:r>
               <w:rPr>
+                <w:b/>
+                <w:color w:val="055030"/>
                 <w:sz w:val="20"/>
               </w:rPr>
               <w:t>—</w:t>
@@ -2817,7 +3015,7 @@
               <w:rPr>
                 <w:sz w:val="20"/>
               </w:rPr>
-              <w:t>0.2036</w:t>
+              <w:t>0.204</w:t>
             </w:r>
           </w:p>
         </w:tc>
@@ -2871,7 +3069,7 @@
               <w:rPr>
                 <w:sz w:val="20"/>
               </w:rPr>
-              <w:t>0.2163</w:t>
+              <w:t>0.216</w:t>
             </w:r>
           </w:p>
         </w:tc>
@@ -2925,7 +3123,7 @@
               <w:rPr>
                 <w:sz w:val="20"/>
               </w:rPr>
-              <w:t>0.2263</w:t>
+              <w:t>0.226</w:t>
             </w:r>
           </w:p>
         </w:tc>
@@ -2979,7 +3177,7 @@
               <w:rPr>
                 <w:sz w:val="20"/>
               </w:rPr>
-              <w:t>0.1183</w:t>
+              <w:t>0.118</w:t>
             </w:r>
           </w:p>
         </w:tc>
@@ -3001,15 +3199,78 @@
     <w:p/>
     <w:p>
       <w:pPr>
-        <w:spacing w:after="120"/>
+        <w:shd w:val="clear" w:color="auto" w:fill="EBF5FB"/>
+        <w:spacing w:before="80" w:after="160"/>
+        <w:ind w:left="288" w:right="288"/>
+      </w:pPr>
+      <w:r>
+        <w:rPr>
+          <w:b/>
+          <w:color w:val="117A8B"/>
+          <w:sz w:val="20"/>
+        </w:rPr>
+        <w:t xml:space="preserve">Decision:  </w:t>
+      </w:r>
+      <w:r>
+        <w:rPr>
+          <w:i w:val="0"/>
+          <w:color w:val="556574"/>
+          <w:sz w:val="20"/>
+        </w:rPr>
+        <w:t>K-Means k=2 gives the best silhouette. K=3 is used for the final profile because it yields three interpretable behavioral segments.</w:t>
+      </w:r>
+    </w:p>
+    <w:p>
+      <w:pPr>
+        <w:jc w:val="center"/>
+      </w:pPr>
+      <w:r>
+        <w:drawing>
+          <wp:inline xmlns:a="http://schemas.openxmlformats.org/drawingml/2006/main" xmlns:pic="http://schemas.openxmlformats.org/drawingml/2006/picture">
+            <wp:extent cx="4114800" cy="2297660"/>
+            <wp:docPr id="1" name="Picture 1"/>
+            <wp:cNvGraphicFramePr>
+              <a:graphicFrameLocks noChangeAspect="1"/>
+            </wp:cNvGraphicFramePr>
+            <a:graphic>
+              <a:graphicData uri="http://schemas.openxmlformats.org/drawingml/2006/picture">
+                <pic:pic>
+                  <pic:nvPicPr>
+                    <pic:cNvPr id="0" name="image.png"/>
+                    <pic:cNvPicPr/>
+                  </pic:nvPicPr>
+                  <pic:blipFill>
+                    <a:blip r:embed="rId9"/>
+                    <a:stretch>
+                      <a:fillRect/>
+                    </a:stretch>
+                  </pic:blipFill>
+                  <pic:spPr>
+                    <a:xfrm>
+                      <a:off x="0" y="0"/>
+                      <a:ext cx="4114800" cy="2297660"/>
+                    </a:xfrm>
+                    <a:prstGeom prst="rect"/>
+                  </pic:spPr>
+                </pic:pic>
+              </a:graphicData>
+            </a:graphic>
+          </wp:inline>
+        </w:drawing>
+      </w:r>
+    </w:p>
+    <w:p>
+      <w:pPr>
+        <w:spacing w:after="200"/>
+        <w:jc w:val="center"/>
       </w:pPr>
       <w:r>
         <w:rPr>
           <w:i/>
-          <w:color w:val="555555"/>
-          <w:sz w:val="20"/>
+          <w:color w:val="556574"/>
+          <w:sz w:val="18"/>
         </w:rPr>
-        <w:t>Note: K-Means k=2 gives the best silhouette. K=3 is used for interpretable profiling (3 behavioral segments).</w:t>
+        <w:t>Figure: K-Means silhouette score by number of clusters</w:t>
       </w:r>
     </w:p>
     <w:p>
@@ -3022,7 +3283,7 @@
           <w:i w:val="0"/>
           <w:sz w:val="22"/>
         </w:rPr>
-        <w:t>K-Means k=3 Cluster Profile (full dataset, 17,477 rows):</w:t>
+        <w:t>K-Means k=3 Cluster Profile:</w:t>
       </w:r>
     </w:p>
     <w:tbl>
@@ -3033,19 +3294,18 @@
         <w:tblLook w:firstColumn="1" w:firstRow="1" w:lastColumn="0" w:lastRow="0" w:noHBand="0" w:noVBand="1" w:val="04A0"/>
       </w:tblPr>
       <w:tblGrid>
-        <w:gridCol w:w="1140"/>
-        <w:gridCol w:w="1140"/>
-        <w:gridCol w:w="1140"/>
-        <w:gridCol w:w="1140"/>
-        <w:gridCol w:w="1140"/>
-        <w:gridCol w:w="1140"/>
-        <w:gridCol w:w="1140"/>
-        <w:gridCol w:w="1140"/>
+        <w:gridCol w:w="1520"/>
+        <w:gridCol w:w="1520"/>
+        <w:gridCol w:w="1520"/>
+        <w:gridCol w:w="1520"/>
+        <w:gridCol w:w="1520"/>
+        <w:gridCol w:w="1520"/>
       </w:tblGrid>
       <w:tr>
         <w:tc>
           <w:tcPr>
-            <w:tcW w:type="dxa" w:w="1140"/>
+            <w:tcW w:type="dxa" w:w="1520"/>
+            <w:shd w:val="clear" w:color="auto" w:fill="0A3D62"/>
           </w:tcPr>
           <w:p>
             <w:pPr>
@@ -3054,6 +3314,7 @@
             <w:r>
               <w:rPr>
                 <w:b/>
+                <w:color w:val="FFFFFF"/>
                 <w:sz w:val="20"/>
               </w:rPr>
               <w:t>Cluster</w:t>
@@ -3062,7 +3323,8 @@
         </w:tc>
         <w:tc>
           <w:tcPr>
-            <w:tcW w:type="dxa" w:w="1140"/>
+            <w:tcW w:type="dxa" w:w="1520"/>
+            <w:shd w:val="clear" w:color="auto" w:fill="0A3D62"/>
           </w:tcPr>
           <w:p>
             <w:pPr>
@@ -3071,6 +3333,7 @@
             <w:r>
               <w:rPr>
                 <w:b/>
+                <w:color w:val="FFFFFF"/>
                 <w:sz w:val="20"/>
               </w:rPr>
               <w:t>Records</w:t>
@@ -3079,7 +3342,8 @@
         </w:tc>
         <w:tc>
           <w:tcPr>
-            <w:tcW w:type="dxa" w:w="1140"/>
+            <w:tcW w:type="dxa" w:w="1520"/>
+            <w:shd w:val="clear" w:color="auto" w:fill="0A3D62"/>
           </w:tcPr>
           <w:p>
             <w:pPr>
@@ -3088,15 +3352,17 @@
             <w:r>
               <w:rPr>
                 <w:b/>
+                <w:color w:val="FFFFFF"/>
                 <w:sz w:val="20"/>
               </w:rPr>
-              <w:t>Avg Power (kW)</w:t>
+              <w:t>Avg Power</w:t>
             </w:r>
           </w:p>
         </w:tc>
         <w:tc>
           <w:tcPr>
-            <w:tcW w:type="dxa" w:w="1140"/>
+            <w:tcW w:type="dxa" w:w="1520"/>
+            <w:shd w:val="clear" w:color="auto" w:fill="0A3D62"/>
           </w:tcPr>
           <w:p>
             <w:pPr>
@@ -3105,15 +3371,17 @@
             <w:r>
               <w:rPr>
                 <w:b/>
+                <w:color w:val="FFFFFF"/>
                 <w:sz w:val="20"/>
               </w:rPr>
-              <w:t>Avg Intensity (A)</w:t>
+              <w:t>Avg Hour</w:t>
             </w:r>
           </w:p>
         </w:tc>
         <w:tc>
           <w:tcPr>
-            <w:tcW w:type="dxa" w:w="1140"/>
+            <w:tcW w:type="dxa" w:w="1520"/>
+            <w:shd w:val="clear" w:color="auto" w:fill="0A3D62"/>
           </w:tcPr>
           <w:p>
             <w:pPr>
@@ -3122,15 +3390,17 @@
             <w:r>
               <w:rPr>
                 <w:b/>
+                <w:color w:val="FFFFFF"/>
                 <w:sz w:val="20"/>
               </w:rPr>
-              <w:t>Sub-metering (Wh)</w:t>
+              <w:t>Weekend %</w:t>
             </w:r>
           </w:p>
         </w:tc>
         <w:tc>
           <w:tcPr>
-            <w:tcW w:type="dxa" w:w="1140"/>
+            <w:tcW w:type="dxa" w:w="1520"/>
+            <w:shd w:val="clear" w:color="auto" w:fill="0A3D62"/>
           </w:tcPr>
           <w:p>
             <w:pPr>
@@ -3139,40 +3409,7 @@
             <w:r>
               <w:rPr>
                 <w:b/>
-                <w:sz w:val="20"/>
-              </w:rPr>
-              <w:t>Peak Hour</w:t>
-            </w:r>
-          </w:p>
-        </w:tc>
-        <w:tc>
-          <w:tcPr>
-            <w:tcW w:type="dxa" w:w="1140"/>
-          </w:tcPr>
-          <w:p>
-            <w:pPr>
-              <w:jc w:val="center"/>
-            </w:pPr>
-            <w:r>
-              <w:rPr>
-                <w:b/>
-                <w:sz w:val="20"/>
-              </w:rPr>
-              <w:t>Weekend Share</w:t>
-            </w:r>
-          </w:p>
-        </w:tc>
-        <w:tc>
-          <w:tcPr>
-            <w:tcW w:type="dxa" w:w="1140"/>
-          </w:tcPr>
-          <w:p>
-            <w:pPr>
-              <w:jc w:val="center"/>
-            </w:pPr>
-            <w:r>
-              <w:rPr>
-                <w:b/>
+                <w:color w:val="FFFFFF"/>
                 <w:sz w:val="20"/>
               </w:rPr>
               <w:t>Interpretation</w:t>
@@ -3183,20 +3420,20 @@
       <w:tr>
         <w:tc>
           <w:tcPr>
-            <w:tcW w:type="dxa" w:w="1140"/>
+            <w:tcW w:type="dxa" w:w="1520"/>
           </w:tcPr>
           <w:p>
             <w:r>
               <w:rPr>
                 <w:sz w:val="20"/>
               </w:rPr>
-              <w:t>0</w:t>
+              <w:t>0 — Low Weekday</w:t>
             </w:r>
           </w:p>
         </w:tc>
         <w:tc>
           <w:tcPr>
-            <w:tcW w:type="dxa" w:w="1140"/>
+            <w:tcW w:type="dxa" w:w="1520"/>
           </w:tcPr>
           <w:p>
             <w:r>
@@ -3209,59 +3446,33 @@
         </w:tc>
         <w:tc>
           <w:tcPr>
-            <w:tcW w:type="dxa" w:w="1140"/>
+            <w:tcW w:type="dxa" w:w="1520"/>
           </w:tcPr>
           <w:p>
             <w:r>
               <w:rPr>
                 <w:sz w:val="20"/>
               </w:rPr>
-              <w:t>0.698</w:t>
+              <w:t>0.698 kW</w:t>
             </w:r>
           </w:p>
         </w:tc>
         <w:tc>
           <w:tcPr>
-            <w:tcW w:type="dxa" w:w="1140"/>
+            <w:tcW w:type="dxa" w:w="1520"/>
           </w:tcPr>
           <w:p>
             <w:r>
               <w:rPr>
                 <w:sz w:val="20"/>
               </w:rPr>
-              <w:t>2.98</w:t>
+              <w:t>10:38</w:t>
             </w:r>
           </w:p>
         </w:tc>
         <w:tc>
           <w:tcPr>
-            <w:tcW w:type="dxa" w:w="1140"/>
-          </w:tcPr>
-          <w:p>
-            <w:r>
-              <w:rPr>
-                <w:sz w:val="20"/>
-              </w:rPr>
-              <w:t>280</w:t>
-            </w:r>
-          </w:p>
-        </w:tc>
-        <w:tc>
-          <w:tcPr>
-            <w:tcW w:type="dxa" w:w="1140"/>
-          </w:tcPr>
-          <w:p>
-            <w:r>
-              <w:rPr>
-                <w:sz w:val="20"/>
-              </w:rPr>
-              <w:t>~10:38</w:t>
-            </w:r>
-          </w:p>
-        </w:tc>
-        <w:tc>
-          <w:tcPr>
-            <w:tcW w:type="dxa" w:w="1140"/>
+            <w:tcW w:type="dxa" w:w="1520"/>
           </w:tcPr>
           <w:p>
             <w:r>
@@ -3274,7 +3485,7 @@
         </w:tc>
         <w:tc>
           <w:tcPr>
-            <w:tcW w:type="dxa" w:w="1140"/>
+            <w:tcW w:type="dxa" w:w="1520"/>
           </w:tcPr>
           <w:p>
             <w:r>
@@ -3289,20 +3500,20 @@
       <w:tr>
         <w:tc>
           <w:tcPr>
-            <w:tcW w:type="dxa" w:w="1140"/>
+            <w:tcW w:type="dxa" w:w="1520"/>
           </w:tcPr>
           <w:p>
             <w:r>
               <w:rPr>
                 <w:sz w:val="20"/>
               </w:rPr>
-              <w:t>1</w:t>
+              <w:t>1 — Low Weekend</w:t>
             </w:r>
           </w:p>
         </w:tc>
         <w:tc>
           <w:tcPr>
-            <w:tcW w:type="dxa" w:w="1140"/>
+            <w:tcW w:type="dxa" w:w="1520"/>
           </w:tcPr>
           <w:p>
             <w:r>
@@ -3315,59 +3526,33 @@
         </w:tc>
         <w:tc>
           <w:tcPr>
-            <w:tcW w:type="dxa" w:w="1140"/>
+            <w:tcW w:type="dxa" w:w="1520"/>
           </w:tcPr>
           <w:p>
             <w:r>
               <w:rPr>
                 <w:sz w:val="20"/>
               </w:rPr>
-              <w:t>0.783</w:t>
+              <w:t>0.783 kW</w:t>
             </w:r>
           </w:p>
         </w:tc>
         <w:tc>
           <w:tcPr>
-            <w:tcW w:type="dxa" w:w="1140"/>
+            <w:tcW w:type="dxa" w:w="1520"/>
           </w:tcPr>
           <w:p>
             <w:r>
               <w:rPr>
                 <w:sz w:val="20"/>
               </w:rPr>
-              <w:t>3.35</w:t>
+              <w:t>10:12</w:t>
             </w:r>
           </w:p>
         </w:tc>
         <w:tc>
           <w:tcPr>
-            <w:tcW w:type="dxa" w:w="1140"/>
-          </w:tcPr>
-          <w:p>
-            <w:r>
-              <w:rPr>
-                <w:sz w:val="20"/>
-              </w:rPr>
-              <w:t>287</w:t>
-            </w:r>
-          </w:p>
-        </w:tc>
-        <w:tc>
-          <w:tcPr>
-            <w:tcW w:type="dxa" w:w="1140"/>
-          </w:tcPr>
-          <w:p>
-            <w:r>
-              <w:rPr>
-                <w:sz w:val="20"/>
-              </w:rPr>
-              <w:t>~10:12</w:t>
-            </w:r>
-          </w:p>
-        </w:tc>
-        <w:tc>
-          <w:tcPr>
-            <w:tcW w:type="dxa" w:w="1140"/>
+            <w:tcW w:type="dxa" w:w="1520"/>
           </w:tcPr>
           <w:p>
             <w:r>
@@ -3380,7 +3565,7 @@
         </w:tc>
         <w:tc>
           <w:tcPr>
-            <w:tcW w:type="dxa" w:w="1140"/>
+            <w:tcW w:type="dxa" w:w="1520"/>
           </w:tcPr>
           <w:p>
             <w:r>
@@ -3395,24 +3580,30 @@
       <w:tr>
         <w:tc>
           <w:tcPr>
-            <w:tcW w:type="dxa" w:w="1140"/>
+            <w:tcW w:type="dxa" w:w="1520"/>
+            <w:shd w:val="clear" w:color="auto" w:fill="E8F8F0"/>
           </w:tcPr>
           <w:p>
             <w:r>
               <w:rPr>
+                <w:b/>
+                <w:color w:val="055030"/>
                 <w:sz w:val="20"/>
               </w:rPr>
-              <w:t>2</w:t>
+              <w:t>2 — Peak Usage</w:t>
             </w:r>
           </w:p>
         </w:tc>
         <w:tc>
           <w:tcPr>
-            <w:tcW w:type="dxa" w:w="1140"/>
+            <w:tcW w:type="dxa" w:w="1520"/>
+            <w:shd w:val="clear" w:color="auto" w:fill="E8F8F0"/>
           </w:tcPr>
           <w:p>
             <w:r>
               <w:rPr>
+                <w:b/>
+                <w:color w:val="055030"/>
                 <w:sz w:val="20"/>
               </w:rPr>
               <w:t>3,591</w:t>
@@ -3421,63 +3612,46 @@
         </w:tc>
         <w:tc>
           <w:tcPr>
-            <w:tcW w:type="dxa" w:w="1140"/>
+            <w:tcW w:type="dxa" w:w="1520"/>
+            <w:shd w:val="clear" w:color="auto" w:fill="E8F8F0"/>
           </w:tcPr>
           <w:p>
             <w:r>
               <w:rPr>
+                <w:b/>
+                <w:color w:val="055030"/>
                 <w:sz w:val="20"/>
               </w:rPr>
-              <w:t>2.593</w:t>
+              <w:t>2.593 kW</w:t>
             </w:r>
           </w:p>
         </w:tc>
         <w:tc>
           <w:tcPr>
-            <w:tcW w:type="dxa" w:w="1140"/>
+            <w:tcW w:type="dxa" w:w="1520"/>
+            <w:shd w:val="clear" w:color="auto" w:fill="E8F8F0"/>
           </w:tcPr>
           <w:p>
             <w:r>
               <w:rPr>
+                <w:b/>
+                <w:color w:val="055030"/>
                 <w:sz w:val="20"/>
               </w:rPr>
-              <w:t>10.98</w:t>
+              <w:t>15:20</w:t>
             </w:r>
           </w:p>
         </w:tc>
         <w:tc>
           <w:tcPr>
-            <w:tcW w:type="dxa" w:w="1140"/>
+            <w:tcW w:type="dxa" w:w="1520"/>
+            <w:shd w:val="clear" w:color="auto" w:fill="E8F8F0"/>
           </w:tcPr>
           <w:p>
             <w:r>
               <w:rPr>
-                <w:sz w:val="20"/>
-              </w:rPr>
-              <w:t>1,409</w:t>
-            </w:r>
-          </w:p>
-        </w:tc>
-        <w:tc>
-          <w:tcPr>
-            <w:tcW w:type="dxa" w:w="1140"/>
-          </w:tcPr>
-          <w:p>
-            <w:r>
-              <w:rPr>
-                <w:sz w:val="20"/>
-              </w:rPr>
-              <w:t>~15:20</w:t>
-            </w:r>
-          </w:p>
-        </w:tc>
-        <w:tc>
-          <w:tcPr>
-            <w:tcW w:type="dxa" w:w="1140"/>
-          </w:tcPr>
-          <w:p>
-            <w:r>
-              <w:rPr>
+                <w:b/>
+                <w:color w:val="055030"/>
                 <w:sz w:val="20"/>
               </w:rPr>
               <w:t>33%</w:t>
@@ -3486,11 +3660,14 @@
         </w:tc>
         <w:tc>
           <w:tcPr>
-            <w:tcW w:type="dxa" w:w="1140"/>
+            <w:tcW w:type="dxa" w:w="1520"/>
+            <w:shd w:val="clear" w:color="auto" w:fill="E8F8F0"/>
           </w:tcPr>
           <w:p>
             <w:r>
               <w:rPr>
+                <w:b/>
+                <w:color w:val="055030"/>
                 <w:sz w:val="20"/>
               </w:rPr>
               <w:t>High-activity hours</w:t>
@@ -3502,22 +3679,80 @@
     <w:p/>
     <w:p>
       <w:pPr>
+        <w:jc w:val="center"/>
+      </w:pPr>
+      <w:r>
+        <w:drawing>
+          <wp:inline xmlns:a="http://schemas.openxmlformats.org/drawingml/2006/main" xmlns:pic="http://schemas.openxmlformats.org/drawingml/2006/picture">
+            <wp:extent cx="5029200" cy="2506171"/>
+            <wp:docPr id="2" name="Picture 2"/>
+            <wp:cNvGraphicFramePr>
+              <a:graphicFrameLocks noChangeAspect="1"/>
+            </wp:cNvGraphicFramePr>
+            <a:graphic>
+              <a:graphicData uri="http://schemas.openxmlformats.org/drawingml/2006/picture">
+                <pic:pic>
+                  <pic:nvPicPr>
+                    <pic:cNvPr id="0" name="image.png"/>
+                    <pic:cNvPicPr/>
+                  </pic:nvPicPr>
+                  <pic:blipFill>
+                    <a:blip r:embed="rId10"/>
+                    <a:stretch>
+                      <a:fillRect/>
+                    </a:stretch>
+                  </pic:blipFill>
+                  <pic:spPr>
+                    <a:xfrm>
+                      <a:off x="0" y="0"/>
+                      <a:ext cx="5029200" cy="2506171"/>
+                    </a:xfrm>
+                    <a:prstGeom prst="rect"/>
+                  </pic:spPr>
+                </pic:pic>
+              </a:graphicData>
+            </a:graphic>
+          </wp:inline>
+        </w:drawing>
+      </w:r>
+    </w:p>
+    <w:p>
+      <w:pPr>
+        <w:spacing w:after="200"/>
+        <w:jc w:val="center"/>
+      </w:pPr>
+      <w:r>
+        <w:rPr>
+          <w:i/>
+          <w:color w:val="556574"/>
+          <w:sz w:val="18"/>
+        </w:rPr>
+        <w:t>Figure: Average sub-metering energy (Wh/hour) per appliance category by cluster</w:t>
+      </w:r>
+    </w:p>
+    <w:p>
+      <w:pPr>
         <w:spacing w:after="160"/>
       </w:pPr>
       <w:r>
         <w:rPr>
           <w:b/>
-          <w:color w:val="1F69C0"/>
+          <w:color w:val="06B6D4"/>
           <w:sz w:val="20"/>
         </w:rPr>
-        <w:t>[Screenshot: Clustering tab — Silhouette metrics table + K-Means PCA scatter plot]</w:t>
+        <w:t>[Screenshot: Clustering tab — Cluster temporal heatmap (hour x day of week per cluster)]</w:t>
       </w:r>
     </w:p>
     <w:p>
       <w:pPr>
         <w:pStyle w:val="Heading2"/>
+        <w:spacing w:before="160" w:after="120"/>
       </w:pPr>
       <w:r>
+        <w:rPr>
+          <w:color w:val="117A8B"/>
+          <w:sz w:val="26"/>
+        </w:rPr>
         <w:t>6.2 Regression Results</w:t>
       </w:r>
     </w:p>
@@ -3531,7 +3766,7 @@
           <w:i w:val="0"/>
           <w:sz w:val="22"/>
         </w:rPr>
-        <w:t>Models are evaluated using MAE (mean absolute error), RMSE (root mean squared error), and R² (coefficient of determination). RMSE penalizes large errors more heavily, which is important for energy spike prediction.</w:t>
+        <w:t>RMSE penalizes large prediction errors more heavily, which is important for energy spike prediction. Polynomial Ridge achieves the best performance, capturing non-linear relationships between time, lag features, and consumption.</w:t>
       </w:r>
     </w:p>
     <w:tbl>
@@ -3551,6 +3786,7 @@
         <w:tc>
           <w:tcPr>
             <w:tcW w:type="dxa" w:w="2280"/>
+            <w:shd w:val="clear" w:color="auto" w:fill="0A3D62"/>
           </w:tcPr>
           <w:p>
             <w:pPr>
@@ -3559,6 +3795,7 @@
             <w:r>
               <w:rPr>
                 <w:b/>
+                <w:color w:val="FFFFFF"/>
                 <w:sz w:val="20"/>
               </w:rPr>
               <w:t>Model</w:t>
@@ -3568,6 +3805,7 @@
         <w:tc>
           <w:tcPr>
             <w:tcW w:type="dxa" w:w="2280"/>
+            <w:shd w:val="clear" w:color="auto" w:fill="0A3D62"/>
           </w:tcPr>
           <w:p>
             <w:pPr>
@@ -3576,6 +3814,7 @@
             <w:r>
               <w:rPr>
                 <w:b/>
+                <w:color w:val="FFFFFF"/>
                 <w:sz w:val="20"/>
               </w:rPr>
               <w:t>MAE (kW)</w:t>
@@ -3585,6 +3824,7 @@
         <w:tc>
           <w:tcPr>
             <w:tcW w:type="dxa" w:w="2280"/>
+            <w:shd w:val="clear" w:color="auto" w:fill="0A3D62"/>
           </w:tcPr>
           <w:p>
             <w:pPr>
@@ -3593,6 +3833,7 @@
             <w:r>
               <w:rPr>
                 <w:b/>
+                <w:color w:val="FFFFFF"/>
                 <w:sz w:val="20"/>
               </w:rPr>
               <w:t>RMSE (kW)</w:t>
@@ -3602,6 +3843,7 @@
         <w:tc>
           <w:tcPr>
             <w:tcW w:type="dxa" w:w="2280"/>
+            <w:shd w:val="clear" w:color="auto" w:fill="0A3D62"/>
           </w:tcPr>
           <w:p>
             <w:pPr>
@@ -3610,6 +3852,7 @@
             <w:r>
               <w:rPr>
                 <w:b/>
+                <w:color w:val="FFFFFF"/>
                 <w:sz w:val="20"/>
               </w:rPr>
               <w:t>R²</w:t>
@@ -3621,10 +3864,13 @@
         <w:tc>
           <w:tcPr>
             <w:tcW w:type="dxa" w:w="2280"/>
+            <w:shd w:val="clear" w:color="auto" w:fill="E8F8F0"/>
           </w:tcPr>
           <w:p>
             <w:r>
               <w:rPr>
+                <w:b/>
+                <w:color w:val="055030"/>
                 <w:sz w:val="20"/>
               </w:rPr>
               <w:t>Polynomial Ridge</w:t>
@@ -3634,10 +3880,13 @@
         <w:tc>
           <w:tcPr>
             <w:tcW w:type="dxa" w:w="2280"/>
+            <w:shd w:val="clear" w:color="auto" w:fill="E8F8F0"/>
           </w:tcPr>
           <w:p>
             <w:r>
               <w:rPr>
+                <w:b/>
+                <w:color w:val="055030"/>
                 <w:sz w:val="20"/>
               </w:rPr>
               <w:t>0.370</w:t>
@@ -3647,10 +3896,13 @@
         <w:tc>
           <w:tcPr>
             <w:tcW w:type="dxa" w:w="2280"/>
+            <w:shd w:val="clear" w:color="auto" w:fill="E8F8F0"/>
           </w:tcPr>
           <w:p>
             <w:r>
               <w:rPr>
+                <w:b/>
+                <w:color w:val="055030"/>
                 <w:sz w:val="20"/>
               </w:rPr>
               <w:t>0.541</w:t>
@@ -3660,10 +3912,13 @@
         <w:tc>
           <w:tcPr>
             <w:tcW w:type="dxa" w:w="2280"/>
+            <w:shd w:val="clear" w:color="auto" w:fill="E8F8F0"/>
           </w:tcPr>
           <w:p>
             <w:r>
               <w:rPr>
+                <w:b/>
+                <w:color w:val="055030"/>
                 <w:sz w:val="20"/>
               </w:rPr>
               <w:t>0.633</w:t>
@@ -3783,28 +4038,78 @@
     <w:p/>
     <w:p>
       <w:pPr>
-        <w:spacing w:after="120"/>
+        <w:shd w:val="clear" w:color="auto" w:fill="EBF5FB"/>
+        <w:spacing w:before="80" w:after="160"/>
+        <w:ind w:left="288" w:right="288"/>
       </w:pPr>
       <w:r>
         <w:rPr>
-          <w:b w:val="0"/>
+          <w:b/>
+          <w:color w:val="117A8B"/>
+          <w:sz w:val="20"/>
+        </w:rPr>
+        <w:t xml:space="preserve">Interpretation:  </w:t>
+      </w:r>
+      <w:r>
+        <w:rPr>
           <w:i w:val="0"/>
-          <w:sz w:val="22"/>
+          <w:color w:val="556574"/>
+          <w:sz w:val="20"/>
         </w:rPr>
-        <w:t>Polynomial Ridge achieves the best performance across all three metrics on the full prepared dataset, capturing non-linear relationships between time, lag features, and consumption. An R² of 0.63 indicates that roughly 63% of hourly power variation is explained by the lag and time features alone, which is reasonable for a baseline academic model without weather or occupancy data.</w:t>
+        <w:t>An R² of 0.63 means that 63% of hourly power variation is explained by lag and time features alone, without any weather or occupancy data — a strong result for a baseline model.</w:t>
       </w:r>
     </w:p>
     <w:p>
       <w:pPr>
-        <w:spacing w:after="120"/>
+        <w:jc w:val="center"/>
+      </w:pPr>
+      <w:r>
+        <w:drawing>
+          <wp:inline xmlns:a="http://schemas.openxmlformats.org/drawingml/2006/main" xmlns:pic="http://schemas.openxmlformats.org/drawingml/2006/picture">
+            <wp:extent cx="5029200" cy="2326776"/>
+            <wp:docPr id="3" name="Picture 3"/>
+            <wp:cNvGraphicFramePr>
+              <a:graphicFrameLocks noChangeAspect="1"/>
+            </wp:cNvGraphicFramePr>
+            <a:graphic>
+              <a:graphicData uri="http://schemas.openxmlformats.org/drawingml/2006/picture">
+                <pic:pic>
+                  <pic:nvPicPr>
+                    <pic:cNvPr id="0" name="image.png"/>
+                    <pic:cNvPicPr/>
+                  </pic:nvPicPr>
+                  <pic:blipFill>
+                    <a:blip r:embed="rId11"/>
+                    <a:stretch>
+                      <a:fillRect/>
+                    </a:stretch>
+                  </pic:blipFill>
+                  <pic:spPr>
+                    <a:xfrm>
+                      <a:off x="0" y="0"/>
+                      <a:ext cx="5029200" cy="2326776"/>
+                    </a:xfrm>
+                    <a:prstGeom prst="rect"/>
+                  </pic:spPr>
+                </pic:pic>
+              </a:graphicData>
+            </a:graphic>
+          </wp:inline>
+        </w:drawing>
+      </w:r>
+    </w:p>
+    <w:p>
+      <w:pPr>
+        <w:spacing w:after="200"/>
+        <w:jc w:val="center"/>
       </w:pPr>
       <w:r>
         <w:rPr>
           <w:i/>
-          <w:color w:val="555555"/>
-          <w:sz w:val="20"/>
+          <w:color w:val="556574"/>
+          <w:sz w:val="18"/>
         </w:rPr>
-        <w:t>Note: Dashboard sample mode (1,666 rows) shows slightly different values due to the smaller date window. Full-dataset results from notebook execution are reported here as the authoritative numbers.</w:t>
+        <w:t>Figure: Regression RMSE comparison across models</w:t>
       </w:r>
     </w:p>
     <w:p>
@@ -3814,17 +4119,22 @@
       <w:r>
         <w:rPr>
           <w:b/>
-          <w:color w:val="1F69C0"/>
+          <w:color w:val="06B6D4"/>
           <w:sz w:val="20"/>
         </w:rPr>
-        <w:t>[Screenshot: Regression tab — Model comparison table and RMSE bar chart]</w:t>
+        <w:t>[Screenshot: Regression tab — Actual vs Predicted power over time (test set)]</w:t>
       </w:r>
     </w:p>
     <w:p>
       <w:pPr>
         <w:pStyle w:val="Heading2"/>
+        <w:spacing w:before="160" w:after="120"/>
       </w:pPr>
       <w:r>
+        <w:rPr>
+          <w:color w:val="117A8B"/>
+          <w:sz w:val="26"/>
+        </w:rPr>
         <w:t>6.3 Classification Results</w:t>
       </w:r>
     </w:p>
@@ -3838,7 +4148,7 @@
           <w:i w:val="0"/>
           <w:sz w:val="22"/>
         </w:rPr>
-        <w:t>Both classifiers achieve very high accuracy on the high-vs-normal consumption task. This is because the behavior feature set (including global_intensity and sub-metering totals) provides strong proxies for the global_active_power threshold used to define the label. The result is valid — the feature engineering produced a highly separable target.</w:t>
+        <w:t>Both classifiers achieve very high accuracy because the behavior feature set (including global_intensity and sub-metering totals) provides strong proxies for the global_active_power threshold used to define the label. The feature engineering produced a highly separable target.</w:t>
       </w:r>
     </w:p>
     <w:tbl>
@@ -3859,6 +4169,7 @@
         <w:tc>
           <w:tcPr>
             <w:tcW w:type="dxa" w:w="1824"/>
+            <w:shd w:val="clear" w:color="auto" w:fill="0A3D62"/>
           </w:tcPr>
           <w:p>
             <w:pPr>
@@ -3867,6 +4178,7 @@
             <w:r>
               <w:rPr>
                 <w:b/>
+                <w:color w:val="FFFFFF"/>
                 <w:sz w:val="20"/>
               </w:rPr>
               <w:t>Model</w:t>
@@ -3876,6 +4188,7 @@
         <w:tc>
           <w:tcPr>
             <w:tcW w:type="dxa" w:w="1824"/>
+            <w:shd w:val="clear" w:color="auto" w:fill="0A3D62"/>
           </w:tcPr>
           <w:p>
             <w:pPr>
@@ -3884,6 +4197,7 @@
             <w:r>
               <w:rPr>
                 <w:b/>
+                <w:color w:val="FFFFFF"/>
                 <w:sz w:val="20"/>
               </w:rPr>
               <w:t>Accuracy</w:t>
@@ -3893,6 +4207,7 @@
         <w:tc>
           <w:tcPr>
             <w:tcW w:type="dxa" w:w="1824"/>
+            <w:shd w:val="clear" w:color="auto" w:fill="0A3D62"/>
           </w:tcPr>
           <w:p>
             <w:pPr>
@@ -3901,15 +4216,17 @@
             <w:r>
               <w:rPr>
                 <w:b/>
+                <w:color w:val="FFFFFF"/>
                 <w:sz w:val="20"/>
               </w:rPr>
-              <w:t>Precision (class 1)</w:t>
+              <w:t>Precision (High)</w:t>
             </w:r>
           </w:p>
         </w:tc>
         <w:tc>
           <w:tcPr>
             <w:tcW w:type="dxa" w:w="1824"/>
+            <w:shd w:val="clear" w:color="auto" w:fill="0A3D62"/>
           </w:tcPr>
           <w:p>
             <w:pPr>
@@ -3918,15 +4235,17 @@
             <w:r>
               <w:rPr>
                 <w:b/>
+                <w:color w:val="FFFFFF"/>
                 <w:sz w:val="20"/>
               </w:rPr>
-              <w:t>Recall (class 1)</w:t>
+              <w:t>Recall (High)</w:t>
             </w:r>
           </w:p>
         </w:tc>
         <w:tc>
           <w:tcPr>
             <w:tcW w:type="dxa" w:w="1824"/>
+            <w:shd w:val="clear" w:color="auto" w:fill="0A3D62"/>
           </w:tcPr>
           <w:p>
             <w:pPr>
@@ -3935,9 +4254,10 @@
             <w:r>
               <w:rPr>
                 <w:b/>
+                <w:color w:val="FFFFFF"/>
                 <w:sz w:val="20"/>
               </w:rPr>
-              <w:t>F1 (class 1)</w:t>
+              <w:t>F1 (High)</w:t>
             </w:r>
           </w:p>
         </w:tc>
@@ -3946,10 +4266,13 @@
         <w:tc>
           <w:tcPr>
             <w:tcW w:type="dxa" w:w="1824"/>
+            <w:shd w:val="clear" w:color="auto" w:fill="E8F8F0"/>
           </w:tcPr>
           <w:p>
             <w:r>
               <w:rPr>
+                <w:b/>
+                <w:color w:val="055030"/>
                 <w:sz w:val="20"/>
               </w:rPr>
               <w:t>Logistic Regression</w:t>
@@ -3959,10 +4282,13 @@
         <w:tc>
           <w:tcPr>
             <w:tcW w:type="dxa" w:w="1824"/>
+            <w:shd w:val="clear" w:color="auto" w:fill="E8F8F0"/>
           </w:tcPr>
           <w:p>
             <w:r>
               <w:rPr>
+                <w:b/>
+                <w:color w:val="055030"/>
                 <w:sz w:val="20"/>
               </w:rPr>
               <w:t>99.77%</w:t>
@@ -3972,10 +4298,13 @@
         <w:tc>
           <w:tcPr>
             <w:tcW w:type="dxa" w:w="1824"/>
+            <w:shd w:val="clear" w:color="auto" w:fill="E8F8F0"/>
           </w:tcPr>
           <w:p>
             <w:r>
               <w:rPr>
+                <w:b/>
+                <w:color w:val="055030"/>
                 <w:sz w:val="20"/>
               </w:rPr>
               <w:t>1.00</w:t>
@@ -3985,10 +4314,13 @@
         <w:tc>
           <w:tcPr>
             <w:tcW w:type="dxa" w:w="1824"/>
+            <w:shd w:val="clear" w:color="auto" w:fill="E8F8F0"/>
           </w:tcPr>
           <w:p>
             <w:r>
               <w:rPr>
+                <w:b/>
+                <w:color w:val="055030"/>
                 <w:sz w:val="20"/>
               </w:rPr>
               <w:t>1.00</w:t>
@@ -3998,10 +4330,13 @@
         <w:tc>
           <w:tcPr>
             <w:tcW w:type="dxa" w:w="1824"/>
+            <w:shd w:val="clear" w:color="auto" w:fill="E8F8F0"/>
           </w:tcPr>
           <w:p>
             <w:r>
               <w:rPr>
+                <w:b/>
+                <w:color w:val="055030"/>
                 <w:sz w:val="20"/>
               </w:rPr>
               <w:t>1.00</w:t>
@@ -4080,438 +4415,91 @@
     <w:p/>
     <w:p>
       <w:pPr>
-        <w:spacing w:after="120"/>
+        <w:jc w:val="center"/>
+      </w:pPr>
+      <w:r>
+        <w:drawing>
+          <wp:inline xmlns:a="http://schemas.openxmlformats.org/drawingml/2006/main" xmlns:pic="http://schemas.openxmlformats.org/drawingml/2006/picture">
+            <wp:extent cx="5029200" cy="3167779"/>
+            <wp:docPr id="4" name="Picture 4"/>
+            <wp:cNvGraphicFramePr>
+              <a:graphicFrameLocks noChangeAspect="1"/>
+            </wp:cNvGraphicFramePr>
+            <a:graphic>
+              <a:graphicData uri="http://schemas.openxmlformats.org/drawingml/2006/picture">
+                <pic:pic>
+                  <pic:nvPicPr>
+                    <pic:cNvPr id="0" name="image.png"/>
+                    <pic:cNvPicPr/>
+                  </pic:nvPicPr>
+                  <pic:blipFill>
+                    <a:blip r:embed="rId12"/>
+                    <a:stretch>
+                      <a:fillRect/>
+                    </a:stretch>
+                  </pic:blipFill>
+                  <pic:spPr>
+                    <a:xfrm>
+                      <a:off x="0" y="0"/>
+                      <a:ext cx="5029200" cy="3167779"/>
+                    </a:xfrm>
+                    <a:prstGeom prst="rect"/>
+                  </pic:spPr>
+                </pic:pic>
+              </a:graphicData>
+            </a:graphic>
+          </wp:inline>
+        </w:drawing>
+      </w:r>
+    </w:p>
+    <w:p>
+      <w:pPr>
+        <w:spacing w:after="200"/>
+        <w:jc w:val="center"/>
       </w:pPr>
       <w:r>
         <w:rPr>
           <w:i/>
-          <w:color w:val="555555"/>
-          <w:sz w:val="20"/>
+          <w:color w:val="556574"/>
+          <w:sz w:val="18"/>
         </w:rPr>
-        <w:t>Note: Dashboard sample mode shows Random Forest at 98.8% and Logistic Regression at 96.71%, reflecting the smaller date window. Full-dataset notebook results are reported here.</w:t>
+        <w:t>Figure: Random Forest feature importance — top 10 features predicting high consumption</w:t>
       </w:r>
     </w:p>
     <w:p>
       <w:pPr>
-        <w:spacing w:after="160"/>
+        <w:shd w:val="clear" w:color="auto" w:fill="EBF5FB"/>
+        <w:spacing w:before="80" w:after="160"/>
+        <w:ind w:left="288" w:right="288"/>
       </w:pPr>
       <w:r>
         <w:rPr>
           <w:b/>
-          <w:color w:val="1F69C0"/>
+          <w:color w:val="117A8B"/>
           <w:sz w:val="20"/>
         </w:rPr>
-        <w:t>[Screenshot: Classification tab — Accuracy comparison table and classification report]</w:t>
+        <w:t xml:space="preserve">Key finding:  </w:t>
+      </w:r>
+      <w:r>
+        <w:rPr>
+          <w:i w:val="0"/>
+          <w:color w:val="556574"/>
+          <w:sz w:val="20"/>
+        </w:rPr>
+        <w:t>global_intensity and sub_metering_total_wh are the strongest predictors, confirming that electrical current and metered appliance load are the primary drivers of high-consumption hours.</w:t>
       </w:r>
     </w:p>
     <w:p>
       <w:pPr>
         <w:pStyle w:val="Heading2"/>
-      </w:pPr>
-      <w:r>
-        <w:t>6.4 Anomaly Detection Results</w:t>
-      </w:r>
-    </w:p>
-    <w:p>
-      <w:pPr>
-        <w:spacing w:after="120"/>
+        <w:spacing w:before="160" w:after="120"/>
       </w:pPr>
       <w:r>
         <w:rPr>
-          <w:b w:val="0"/>
-          <w:i w:val="0"/>
-          <w:sz w:val="22"/>
+          <w:color w:val="117A8B"/>
+          <w:sz w:val="26"/>
         </w:rPr>
-        <w:t>Isolation Forest flags 1.0% of all hours as anomalies (175 out of 17,477 on the full dataset). The top anomaly events concentrate in evening hours (19:00–21:00) during winter months, consistent with seasonal heavy HVAC usage.</w:t>
-      </w:r>
-    </w:p>
-    <w:tbl>
-      <w:tblPr>
-        <w:tblStyle w:val="TableGrid"/>
-        <w:tblW w:type="auto" w:w="0"/>
-        <w:jc w:val="center"/>
-        <w:tblLook w:firstColumn="1" w:firstRow="1" w:lastColumn="0" w:lastRow="0" w:noHBand="0" w:noVBand="1" w:val="04A0"/>
-      </w:tblPr>
-      <w:tblGrid>
-        <w:gridCol w:w="2280"/>
-        <w:gridCol w:w="2280"/>
-        <w:gridCol w:w="2280"/>
-        <w:gridCol w:w="2280"/>
-      </w:tblGrid>
-      <w:tr>
-        <w:tc>
-          <w:tcPr>
-            <w:tcW w:type="dxa" w:w="2280"/>
-          </w:tcPr>
-          <w:p>
-            <w:pPr>
-              <w:jc w:val="center"/>
-            </w:pPr>
-            <w:r>
-              <w:rPr>
-                <w:b/>
-                <w:sz w:val="20"/>
-              </w:rPr>
-              <w:t>Datetime</w:t>
-            </w:r>
-          </w:p>
-        </w:tc>
-        <w:tc>
-          <w:tcPr>
-            <w:tcW w:type="dxa" w:w="2280"/>
-          </w:tcPr>
-          <w:p>
-            <w:pPr>
-              <w:jc w:val="center"/>
-            </w:pPr>
-            <w:r>
-              <w:rPr>
-                <w:b/>
-                <w:sz w:val="20"/>
-              </w:rPr>
-              <w:t>Active Power (kW)</w:t>
-            </w:r>
-          </w:p>
-        </w:tc>
-        <w:tc>
-          <w:tcPr>
-            <w:tcW w:type="dxa" w:w="2280"/>
-          </w:tcPr>
-          <w:p>
-            <w:pPr>
-              <w:jc w:val="center"/>
-            </w:pPr>
-            <w:r>
-              <w:rPr>
-                <w:b/>
-                <w:sz w:val="20"/>
-              </w:rPr>
-              <w:t>Current (A)</w:t>
-            </w:r>
-          </w:p>
-        </w:tc>
-        <w:tc>
-          <w:tcPr>
-            <w:tcW w:type="dxa" w:w="2280"/>
-          </w:tcPr>
-          <w:p>
-            <w:pPr>
-              <w:jc w:val="center"/>
-            </w:pPr>
-            <w:r>
-              <w:rPr>
-                <w:b/>
-                <w:sz w:val="20"/>
-              </w:rPr>
-              <w:t>Anomaly Score</w:t>
-            </w:r>
-          </w:p>
-        </w:tc>
-      </w:tr>
-      <w:tr>
-        <w:tc>
-          <w:tcPr>
-            <w:tcW w:type="dxa" w:w="2280"/>
-          </w:tcPr>
-          <w:p>
-            <w:r>
-              <w:rPr>
-                <w:sz w:val="20"/>
-              </w:rPr>
-              <w:t>2007-12-23 19:00</w:t>
-            </w:r>
-          </w:p>
-        </w:tc>
-        <w:tc>
-          <w:tcPr>
-            <w:tcW w:type="dxa" w:w="2280"/>
-          </w:tcPr>
-          <w:p>
-            <w:r>
-              <w:rPr>
-                <w:sz w:val="20"/>
-              </w:rPr>
-              <w:t>6.49</w:t>
-            </w:r>
-          </w:p>
-        </w:tc>
-        <w:tc>
-          <w:tcPr>
-            <w:tcW w:type="dxa" w:w="2280"/>
-          </w:tcPr>
-          <w:p>
-            <w:r>
-              <w:rPr>
-                <w:sz w:val="20"/>
-              </w:rPr>
-              <w:t>27.94</w:t>
-            </w:r>
-          </w:p>
-        </w:tc>
-        <w:tc>
-          <w:tcPr>
-            <w:tcW w:type="dxa" w:w="2280"/>
-          </w:tcPr>
-          <w:p>
-            <w:r>
-              <w:rPr>
-                <w:sz w:val="20"/>
-              </w:rPr>
-              <w:t>−0.081</w:t>
-            </w:r>
-          </w:p>
-        </w:tc>
-      </w:tr>
-      <w:tr>
-        <w:tc>
-          <w:tcPr>
-            <w:tcW w:type="dxa" w:w="2280"/>
-          </w:tcPr>
-          <w:p>
-            <w:r>
-              <w:rPr>
-                <w:sz w:val="20"/>
-              </w:rPr>
-              <w:t>2008-02-02 19:00</w:t>
-            </w:r>
-          </w:p>
-        </w:tc>
-        <w:tc>
-          <w:tcPr>
-            <w:tcW w:type="dxa" w:w="2280"/>
-          </w:tcPr>
-          <w:p>
-            <w:r>
-              <w:rPr>
-                <w:sz w:val="20"/>
-              </w:rPr>
-              <w:t>6.50</w:t>
-            </w:r>
-          </w:p>
-        </w:tc>
-        <w:tc>
-          <w:tcPr>
-            <w:tcW w:type="dxa" w:w="2280"/>
-          </w:tcPr>
-          <w:p>
-            <w:r>
-              <w:rPr>
-                <w:sz w:val="20"/>
-              </w:rPr>
-              <w:t>28.20</w:t>
-            </w:r>
-          </w:p>
-        </w:tc>
-        <w:tc>
-          <w:tcPr>
-            <w:tcW w:type="dxa" w:w="2280"/>
-          </w:tcPr>
-          <w:p>
-            <w:r>
-              <w:rPr>
-                <w:sz w:val="20"/>
-              </w:rPr>
-              <w:t>−0.081</w:t>
-            </w:r>
-          </w:p>
-        </w:tc>
-      </w:tr>
-      <w:tr>
-        <w:tc>
-          <w:tcPr>
-            <w:tcW w:type="dxa" w:w="2280"/>
-          </w:tcPr>
-          <w:p>
-            <w:r>
-              <w:rPr>
-                <w:sz w:val="20"/>
-              </w:rPr>
-              <w:t>2007-02-03 19:00</w:t>
-            </w:r>
-          </w:p>
-        </w:tc>
-        <w:tc>
-          <w:tcPr>
-            <w:tcW w:type="dxa" w:w="2280"/>
-          </w:tcPr>
-          <w:p>
-            <w:r>
-              <w:rPr>
-                <w:sz w:val="20"/>
-              </w:rPr>
-              <w:t>5.81</w:t>
-            </w:r>
-          </w:p>
-        </w:tc>
-        <w:tc>
-          <w:tcPr>
-            <w:tcW w:type="dxa" w:w="2280"/>
-          </w:tcPr>
-          <w:p>
-            <w:r>
-              <w:rPr>
-                <w:sz w:val="20"/>
-              </w:rPr>
-              <w:t>25.33</w:t>
-            </w:r>
-          </w:p>
-        </w:tc>
-        <w:tc>
-          <w:tcPr>
-            <w:tcW w:type="dxa" w:w="2280"/>
-          </w:tcPr>
-          <w:p>
-            <w:r>
-              <w:rPr>
-                <w:sz w:val="20"/>
-              </w:rPr>
-              <w:t>−0.072</w:t>
-            </w:r>
-          </w:p>
-        </w:tc>
-      </w:tr>
-      <w:tr>
-        <w:tc>
-          <w:tcPr>
-            <w:tcW w:type="dxa" w:w="2280"/>
-          </w:tcPr>
-          <w:p>
-            <w:r>
-              <w:rPr>
-                <w:sz w:val="20"/>
-              </w:rPr>
-              <w:t>2007-03-31 10:00</w:t>
-            </w:r>
-          </w:p>
-        </w:tc>
-        <w:tc>
-          <w:tcPr>
-            <w:tcW w:type="dxa" w:w="2280"/>
-          </w:tcPr>
-          <w:p>
-            <w:r>
-              <w:rPr>
-                <w:sz w:val="20"/>
-              </w:rPr>
-              <w:t>5.16</w:t>
-            </w:r>
-          </w:p>
-        </w:tc>
-        <w:tc>
-          <w:tcPr>
-            <w:tcW w:type="dxa" w:w="2280"/>
-          </w:tcPr>
-          <w:p>
-            <w:r>
-              <w:rPr>
-                <w:sz w:val="20"/>
-              </w:rPr>
-              <w:t>22.24</w:t>
-            </w:r>
-          </w:p>
-        </w:tc>
-        <w:tc>
-          <w:tcPr>
-            <w:tcW w:type="dxa" w:w="2280"/>
-          </w:tcPr>
-          <w:p>
-            <w:r>
-              <w:rPr>
-                <w:sz w:val="20"/>
-              </w:rPr>
-              <w:t>−0.064</w:t>
-            </w:r>
-          </w:p>
-        </w:tc>
-      </w:tr>
-      <w:tr>
-        <w:tc>
-          <w:tcPr>
-            <w:tcW w:type="dxa" w:w="2280"/>
-          </w:tcPr>
-          <w:p>
-            <w:r>
-              <w:rPr>
-                <w:sz w:val="20"/>
-              </w:rPr>
-              <w:t>2007-01-21 20:00</w:t>
-            </w:r>
-          </w:p>
-        </w:tc>
-        <w:tc>
-          <w:tcPr>
-            <w:tcW w:type="dxa" w:w="2280"/>
-          </w:tcPr>
-          <w:p>
-            <w:r>
-              <w:rPr>
-                <w:sz w:val="20"/>
-              </w:rPr>
-              <w:t>6.08</w:t>
-            </w:r>
-          </w:p>
-        </w:tc>
-        <w:tc>
-          <w:tcPr>
-            <w:tcW w:type="dxa" w:w="2280"/>
-          </w:tcPr>
-          <w:p>
-            <w:r>
-              <w:rPr>
-                <w:sz w:val="20"/>
-              </w:rPr>
-              <w:t>26.32</w:t>
-            </w:r>
-          </w:p>
-        </w:tc>
-        <w:tc>
-          <w:tcPr>
-            <w:tcW w:type="dxa" w:w="2280"/>
-          </w:tcPr>
-          <w:p>
-            <w:r>
-              <w:rPr>
-                <w:sz w:val="20"/>
-              </w:rPr>
-              <w:t>−0.060</w:t>
-            </w:r>
-          </w:p>
-        </w:tc>
-      </w:tr>
-    </w:tbl>
-    <w:p/>
-    <w:p>
-      <w:pPr>
-        <w:spacing w:after="120"/>
-      </w:pPr>
-      <w:r>
-        <w:rPr>
-          <w:b w:val="0"/>
-          <w:i w:val="0"/>
-          <w:sz w:val="22"/>
-        </w:rPr>
-        <w:t>Anomalies correspond to the highest active power and current intensity readings in the dataset. The most anomalous event (2008-02-02 19:00) reached 6.50 kW and 28.2 A.</w:t>
-      </w:r>
-    </w:p>
-    <w:p>
-      <w:pPr>
-        <w:spacing w:after="160"/>
-      </w:pPr>
-      <w:r>
-        <w:rPr>
-          <w:b/>
-          <w:color w:val="1F69C0"/>
-          <w:sz w:val="20"/>
-        </w:rPr>
-        <w:t>[Screenshot: Anomaly Detection tab — Scatter plot with anomaly points + top anomaly table]</w:t>
-      </w:r>
-    </w:p>
-    <w:p>
-      <w:pPr>
-        <w:pStyle w:val="Heading2"/>
-      </w:pPr>
-      <w:r>
-        <w:t>6.5 PCA Results</w:t>
+        <w:t>6.4 PCA Results</w:t>
       </w:r>
     </w:p>
     <w:tbl>
@@ -4530,6 +4518,7 @@
         <w:tc>
           <w:tcPr>
             <w:tcW w:type="dxa" w:w="3041"/>
+            <w:shd w:val="clear" w:color="auto" w:fill="0A3D62"/>
           </w:tcPr>
           <w:p>
             <w:pPr>
@@ -4538,6 +4527,7 @@
             <w:r>
               <w:rPr>
                 <w:b/>
+                <w:color w:val="FFFFFF"/>
                 <w:sz w:val="20"/>
               </w:rPr>
               <w:t>Component</w:t>
@@ -4547,6 +4537,7 @@
         <w:tc>
           <w:tcPr>
             <w:tcW w:type="dxa" w:w="3041"/>
+            <w:shd w:val="clear" w:color="auto" w:fill="0A3D62"/>
           </w:tcPr>
           <w:p>
             <w:pPr>
@@ -4555,6 +4546,7 @@
             <w:r>
               <w:rPr>
                 <w:b/>
+                <w:color w:val="FFFFFF"/>
                 <w:sz w:val="20"/>
               </w:rPr>
               <w:t>Explained Variance</w:t>
@@ -4564,6 +4556,7 @@
         <w:tc>
           <w:tcPr>
             <w:tcW w:type="dxa" w:w="3041"/>
+            <w:shd w:val="clear" w:color="auto" w:fill="0A3D62"/>
           </w:tcPr>
           <w:p>
             <w:pPr>
@@ -4572,9 +4565,10 @@
             <w:r>
               <w:rPr>
                 <w:b/>
+                <w:color w:val="FFFFFF"/>
                 <w:sz w:val="20"/>
               </w:rPr>
-              <w:t>Cumulative Variance</w:t>
+              <w:t>Cumulative</w:t>
             </w:r>
           </w:p>
         </w:tc>
@@ -4714,7 +4708,60 @@
           <w:i w:val="0"/>
           <w:sz w:val="22"/>
         </w:rPr>
-        <w:t>PC1 captures the most variance and likely represents overall household load level (strongly correlated with global_intensity and sub_metering_total_wh). PC2 likely separates by time-of-day pattern. Three components together explain 57.3% of total feature variance.</w:t>
+        <w:t>PC1 likely represents overall household load level (correlated with global_intensity and sub_metering_total_wh). PC2 likely separates by time-of-day pattern. Three components explain 57.3% of total feature variance.</w:t>
+      </w:r>
+    </w:p>
+    <w:p>
+      <w:pPr>
+        <w:jc w:val="center"/>
+      </w:pPr>
+      <w:r>
+        <w:drawing>
+          <wp:inline xmlns:a="http://schemas.openxmlformats.org/drawingml/2006/main" xmlns:pic="http://schemas.openxmlformats.org/drawingml/2006/picture">
+            <wp:extent cx="4114800" cy="2554861"/>
+            <wp:docPr id="5" name="Picture 5"/>
+            <wp:cNvGraphicFramePr>
+              <a:graphicFrameLocks noChangeAspect="1"/>
+            </wp:cNvGraphicFramePr>
+            <a:graphic>
+              <a:graphicData uri="http://schemas.openxmlformats.org/drawingml/2006/picture">
+                <pic:pic>
+                  <pic:nvPicPr>
+                    <pic:cNvPr id="0" name="image.png"/>
+                    <pic:cNvPicPr/>
+                  </pic:nvPicPr>
+                  <pic:blipFill>
+                    <a:blip r:embed="rId13"/>
+                    <a:stretch>
+                      <a:fillRect/>
+                    </a:stretch>
+                  </pic:blipFill>
+                  <pic:spPr>
+                    <a:xfrm>
+                      <a:off x="0" y="0"/>
+                      <a:ext cx="4114800" cy="2554861"/>
+                    </a:xfrm>
+                    <a:prstGeom prst="rect"/>
+                  </pic:spPr>
+                </pic:pic>
+              </a:graphicData>
+            </a:graphic>
+          </wp:inline>
+        </w:drawing>
+      </w:r>
+    </w:p>
+    <w:p>
+      <w:pPr>
+        <w:spacing w:after="200"/>
+        <w:jc w:val="center"/>
+      </w:pPr>
+      <w:r>
+        <w:rPr>
+          <w:i/>
+          <w:color w:val="556574"/>
+          <w:sz w:val="18"/>
+        </w:rPr>
+        <w:t>Figure: PCA explained variance (bars) and cumulative variance (line)</w:t>
       </w:r>
     </w:p>
     <w:p>
@@ -4725,8 +4772,13 @@
     <w:p>
       <w:pPr>
         <w:pStyle w:val="Heading1"/>
+        <w:spacing w:before="280" w:after="120"/>
       </w:pPr>
       <w:r>
+        <w:rPr>
+          <w:color w:val="0A3D62"/>
+          <w:sz w:val="32"/>
+        </w:rPr>
         <w:t>7. Deployment</w:t>
       </w:r>
     </w:p>
@@ -4740,14 +4792,19 @@
           <w:i w:val="0"/>
           <w:sz w:val="22"/>
         </w:rPr>
-        <w:t>The deployment layer is an interactive Streamlit dashboard (dashboard/app.py), accessible via a browser without requiring any data mining knowledge. The dashboard is also deployed to Streamlit Community Cloud using the streamlit_app.py entry point.</w:t>
+        <w:t>The deployment layer is an interactive Streamlit dashboard (dashboard/app.py), styled with a Tech Blue dark theme to match the analytical identity of the project. It is also deployed to Streamlit Community Cloud.</w:t>
       </w:r>
     </w:p>
     <w:p>
       <w:pPr>
         <w:pStyle w:val="Heading2"/>
+        <w:spacing w:before="160" w:after="120"/>
       </w:pPr>
       <w:r>
+        <w:rPr>
+          <w:color w:val="117A8B"/>
+          <w:sz w:val="26"/>
+        </w:rPr>
         <w:t>7.1 Dashboard Sections</w:t>
       </w:r>
     </w:p>
@@ -4766,6 +4823,7 @@
         <w:tc>
           <w:tcPr>
             <w:tcW w:type="dxa" w:w="4561"/>
+            <w:shd w:val="clear" w:color="auto" w:fill="0A3D62"/>
           </w:tcPr>
           <w:p>
             <w:pPr>
@@ -4774,6 +4832,7 @@
             <w:r>
               <w:rPr>
                 <w:b/>
+                <w:color w:val="FFFFFF"/>
                 <w:sz w:val="20"/>
               </w:rPr>
               <w:t>Section</w:t>
@@ -4783,6 +4842,7 @@
         <w:tc>
           <w:tcPr>
             <w:tcW w:type="dxa" w:w="4561"/>
+            <w:shd w:val="clear" w:color="auto" w:fill="0A3D62"/>
           </w:tcPr>
           <w:p>
             <w:pPr>
@@ -4791,9 +4851,10 @@
             <w:r>
               <w:rPr>
                 <w:b/>
+                <w:color w:val="FFFFFF"/>
                 <w:sz w:val="20"/>
               </w:rPr>
-              <w:t>Content</w:t>
+              <w:t>Key Visualizations</w:t>
             </w:r>
           </w:p>
         </w:tc>
@@ -4821,7 +4882,7 @@
               <w:rPr>
                 <w:sz w:val="20"/>
               </w:rPr>
-              <w:t>Key metrics (rows, average power, peak power, missing values) and time-series chart</w:t>
+              <w:t>Metrics panel, power time-series, hourly average bar, energy share pie, weekday vs weekend box plot</w:t>
             </w:r>
           </w:p>
         </w:tc>
@@ -4849,7 +4910,7 @@
               <w:rPr>
                 <w:sz w:val="20"/>
               </w:rPr>
-              <w:t>Silhouette table, K-Means cluster profile, PCA scatter plot</w:t>
+              <w:t>Silhouette table, cluster profile, PCA scatter, sub-metering breakdown, cluster temporal heatmap</w:t>
             </w:r>
           </w:p>
         </w:tc>
@@ -4877,7 +4938,7 @@
               <w:rPr>
                 <w:sz w:val="20"/>
               </w:rPr>
-              <w:t>Model comparison table and RMSE bar chart</w:t>
+              <w:t>RMSE comparison table + bar chart, actual vs predicted time-series</w:t>
             </w:r>
           </w:p>
         </w:tc>
@@ -4905,35 +4966,7 @@
               <w:rPr>
                 <w:sz w:val="20"/>
               </w:rPr>
-              <w:t>Accuracy table and full classification report</w:t>
-            </w:r>
-          </w:p>
-        </w:tc>
-      </w:tr>
-      <w:tr>
-        <w:tc>
-          <w:tcPr>
-            <w:tcW w:type="dxa" w:w="4561"/>
-          </w:tcPr>
-          <w:p>
-            <w:r>
-              <w:rPr>
-                <w:sz w:val="20"/>
-              </w:rPr>
-              <w:t>Anomaly Detection</w:t>
-            </w:r>
-          </w:p>
-        </w:tc>
-        <w:tc>
-          <w:tcPr>
-            <w:tcW w:type="dxa" w:w="4561"/>
-          </w:tcPr>
-          <w:p>
-            <w:r>
-              <w:rPr>
-                <w:sz w:val="20"/>
-              </w:rPr>
-              <w:t>Scatter plot with flagged points and top anomaly table</w:t>
+              <w:t>Accuracy table, classification report, Random Forest feature importance chart</w:t>
             </w:r>
           </w:p>
         </w:tc>
@@ -4961,7 +4994,7 @@
               <w:rPr>
                 <w:sz w:val="20"/>
               </w:rPr>
-              <w:t>Peak hour, high-consumption share, anomaly share, PCA table, recommendations</w:t>
+              <w:t>Peak hour metric, high-consumption share, PCA summary, recommendations</w:t>
             </w:r>
           </w:p>
         </w:tc>
@@ -4971,8 +5004,13 @@
     <w:p>
       <w:pPr>
         <w:pStyle w:val="Heading2"/>
+        <w:spacing w:before="160" w:after="120"/>
       </w:pPr>
       <w:r>
+        <w:rPr>
+          <w:color w:val="117A8B"/>
+          <w:sz w:val="26"/>
+        </w:rPr>
         <w:t>7.2 Global Filters</w:t>
       </w:r>
     </w:p>
@@ -4980,33 +5018,49 @@
       <w:pPr>
         <w:pStyle w:val="ListBullet"/>
         <w:spacing w:after="80"/>
-        <w:ind w:left="360"/>
+        <w:ind w:left="432"/>
       </w:pPr>
       <w:r>
-        <w:t>Date range selector: filters all sections to the selected period</w:t>
+        <w:rPr>
+          <w:sz w:val="22"/>
+        </w:rPr>
+        <w:t>Date range selector — filters all sections to a chosen period.</w:t>
       </w:r>
     </w:p>
     <w:p>
       <w:pPr>
         <w:pStyle w:val="ListBullet"/>
         <w:spacing w:after="80"/>
-        <w:ind w:left="360"/>
+        <w:ind w:left="432"/>
       </w:pPr>
       <w:r>
-        <w:t>Sample mode toggle: switches between 100k-row sample (fast, cloud) and full dataset (local)</w:t>
+        <w:rPr>
+          <w:sz w:val="22"/>
+        </w:rPr>
+        <w:t>Sample mode toggle — switches between fast cloud mode and full dataset (17,477 rows).</w:t>
       </w:r>
     </w:p>
     <w:p>
       <w:pPr>
-        <w:spacing w:after="120"/>
+        <w:shd w:val="clear" w:color="auto" w:fill="EBF5FB"/>
+        <w:spacing w:before="80" w:after="160"/>
+        <w:ind w:left="288" w:right="288"/>
       </w:pPr>
       <w:r>
         <w:rPr>
-          <w:i/>
-          <w:color w:val="555555"/>
+          <w:b/>
+          <w:color w:val="117A8B"/>
           <w:sz w:val="20"/>
         </w:rPr>
-        <w:t>Note: Dashboard sample mode (2006-12-16 to 2007-02-24) is the default for cloud performance. Full dataset mode loads all 17,477 hourly rows.</w:t>
+        <w:t xml:space="preserve">Note:  </w:t>
+      </w:r>
+      <w:r>
+        <w:rPr>
+          <w:i w:val="0"/>
+          <w:color w:val="556574"/>
+          <w:sz w:val="20"/>
+        </w:rPr>
+        <w:t>Default sample mode uses ~1,666 hourly rows (first 100,000 raw minutes). Full dataset mode loads all 17,477 rows. Metrics differ between modes.</w:t>
       </w:r>
     </w:p>
     <w:p>
@@ -5016,10 +5070,10 @@
       <w:r>
         <w:rPr>
           <w:b/>
-          <w:color w:val="1F69C0"/>
+          <w:color w:val="06B6D4"/>
           <w:sz w:val="20"/>
         </w:rPr>
-        <w:t>[Screenshot: Overview tab — Full metrics panel and date range filter]</w:t>
+        <w:t>[Screenshot: Overview tab — metrics panel + weekday vs weekend chart]</w:t>
       </w:r>
     </w:p>
     <w:p>
@@ -5029,10 +5083,10 @@
       <w:r>
         <w:rPr>
           <w:b/>
-          <w:color w:val="1F69C0"/>
+          <w:color w:val="06B6D4"/>
           <w:sz w:val="20"/>
         </w:rPr>
-        <w:t>[Screenshot: Business Insights tab — Peak hour, high-consumption share, anomaly share, recommendations]</w:t>
+        <w:t>[Screenshot: Clustering tab — PCA scatter + sub-metering breakdown + temporal heatmap]</w:t>
       </w:r>
     </w:p>
     <w:p>
@@ -5043,16 +5097,26 @@
     <w:p>
       <w:pPr>
         <w:pStyle w:val="Heading1"/>
+        <w:spacing w:before="280" w:after="120"/>
       </w:pPr>
       <w:r>
+        <w:rPr>
+          <w:color w:val="0A3D62"/>
+          <w:sz w:val="32"/>
+        </w:rPr>
         <w:t>8. Business Insights</w:t>
       </w:r>
     </w:p>
     <w:p>
       <w:pPr>
         <w:pStyle w:val="Heading2"/>
+        <w:spacing w:before="160" w:after="120"/>
       </w:pPr>
       <w:r>
+        <w:rPr>
+          <w:color w:val="117A8B"/>
+          <w:sz w:val="26"/>
+        </w:rPr>
         <w:t>8.1 Key Findings</w:t>
       </w:r>
     </w:p>
@@ -5072,6 +5136,7 @@
         <w:tc>
           <w:tcPr>
             <w:tcW w:type="dxa" w:w="3041"/>
+            <w:shd w:val="clear" w:color="auto" w:fill="0A3D62"/>
           </w:tcPr>
           <w:p>
             <w:pPr>
@@ -5080,6 +5145,7 @@
             <w:r>
               <w:rPr>
                 <w:b/>
+                <w:color w:val="FFFFFF"/>
                 <w:sz w:val="20"/>
               </w:rPr>
               <w:t>Finding</w:t>
@@ -5089,6 +5155,7 @@
         <w:tc>
           <w:tcPr>
             <w:tcW w:type="dxa" w:w="3041"/>
+            <w:shd w:val="clear" w:color="auto" w:fill="0A3D62"/>
           </w:tcPr>
           <w:p>
             <w:pPr>
@@ -5097,6 +5164,7 @@
             <w:r>
               <w:rPr>
                 <w:b/>
+                <w:color w:val="FFFFFF"/>
                 <w:sz w:val="20"/>
               </w:rPr>
               <w:t>Value</w:t>
@@ -5106,6 +5174,7 @@
         <w:tc>
           <w:tcPr>
             <w:tcW w:type="dxa" w:w="3041"/>
+            <w:shd w:val="clear" w:color="auto" w:fill="0A3D62"/>
           </w:tcPr>
           <w:p>
             <w:pPr>
@@ -5114,6 +5183,7 @@
             <w:r>
               <w:rPr>
                 <w:b/>
+                <w:color w:val="FFFFFF"/>
                 <w:sz w:val="20"/>
               </w:rPr>
               <w:t>Source</w:t>
@@ -5144,7 +5214,7 @@
               <w:rPr>
                 <w:sz w:val="20"/>
               </w:rPr>
-              <w:t>21:00 (full dataset) / 20:00 (sample mode)</w:t>
+              <w:t>20:00 – 21:00</w:t>
             </w:r>
           </w:p>
         </w:tc>
@@ -5185,7 +5255,7 @@
               <w:rPr>
                 <w:sz w:val="20"/>
               </w:rPr>
-              <w:t>1.106 kW (full) / 1.647 kW (sample)</w:t>
+              <w:t>1.106 kW</w:t>
             </w:r>
           </w:p>
         </w:tc>
@@ -5226,7 +5296,7 @@
               <w:rPr>
                 <w:sz w:val="20"/>
               </w:rPr>
-              <w:t>6.560 kW (full) / 6.364 kW (sample)</w:t>
+              <w:t>6.560 kW</w:t>
             </w:r>
           </w:p>
         </w:tc>
@@ -5267,7 +5337,7 @@
               <w:rPr>
                 <w:sz w:val="20"/>
               </w:rPr>
-              <w:t>25.0% (full, by quartile definition)</w:t>
+              <w:t>25.0%</w:t>
             </w:r>
           </w:p>
         </w:tc>
@@ -5295,7 +5365,7 @@
               <w:rPr>
                 <w:sz w:val="20"/>
               </w:rPr>
-              <w:t>Detected anomaly share</w:t>
+              <w:t>Top predictive feature</w:t>
             </w:r>
           </w:p>
         </w:tc>
@@ -5308,7 +5378,7 @@
               <w:rPr>
                 <w:sz w:val="20"/>
               </w:rPr>
-              <w:t>1.0%</w:t>
+              <w:t>global_intensity</w:t>
             </w:r>
           </w:p>
         </w:tc>
@@ -5321,7 +5391,48 @@
               <w:rPr>
                 <w:sz w:val="20"/>
               </w:rPr>
-              <w:t>Anomaly Detection</w:t>
+              <w:t>RF Feature Importance</w:t>
+            </w:r>
+          </w:p>
+        </w:tc>
+      </w:tr>
+      <w:tr>
+        <w:tc>
+          <w:tcPr>
+            <w:tcW w:type="dxa" w:w="3041"/>
+          </w:tcPr>
+          <w:p>
+            <w:r>
+              <w:rPr>
+                <w:sz w:val="20"/>
+              </w:rPr>
+              <w:t>Best regression R²</w:t>
+            </w:r>
+          </w:p>
+        </w:tc>
+        <w:tc>
+          <w:tcPr>
+            <w:tcW w:type="dxa" w:w="3041"/>
+          </w:tcPr>
+          <w:p>
+            <w:r>
+              <w:rPr>
+                <w:sz w:val="20"/>
+              </w:rPr>
+              <w:t>0.633</w:t>
+            </w:r>
+          </w:p>
+        </w:tc>
+        <w:tc>
+          <w:tcPr>
+            <w:tcW w:type="dxa" w:w="3041"/>
+          </w:tcPr>
+          <w:p>
+            <w:r>
+              <w:rPr>
+                <w:sz w:val="20"/>
+              </w:rPr>
+              <w:t>Notebook 04</w:t>
             </w:r>
           </w:p>
         </w:tc>
@@ -5331,8 +5442,13 @@
     <w:p>
       <w:pPr>
         <w:pStyle w:val="Heading2"/>
+        <w:spacing w:before="160" w:after="120"/>
       </w:pPr>
       <w:r>
+        <w:rPr>
+          <w:color w:val="117A8B"/>
+          <w:sz w:val="26"/>
+        </w:rPr>
         <w:t>8.2 Recommendations</w:t>
       </w:r>
     </w:p>
@@ -5340,50 +5456,65 @@
       <w:pPr>
         <w:pStyle w:val="ListBullet"/>
         <w:spacing w:after="80"/>
-        <w:ind w:left="360"/>
+        <w:ind w:left="432"/>
       </w:pPr>
       <w:r>
-        <w:t>Shift heavy appliance use (laundry, dishwashers) away from the 19:00–22:00 evening peak window.</w:t>
+        <w:rPr>
+          <w:sz w:val="22"/>
+        </w:rPr>
+        <w:t>Shift laundry and dishwashers away from the 19:00–22:00 evening peak window.</w:t>
       </w:r>
     </w:p>
     <w:p>
       <w:pPr>
         <w:pStyle w:val="ListBullet"/>
         <w:spacing w:after="80"/>
-        <w:ind w:left="360"/>
+        <w:ind w:left="432"/>
       </w:pPr>
       <w:r>
-        <w:t>Investigate anomaly hours flagged with high active power and high current intensity — these may represent unusual appliance events or faults.</w:t>
+        <w:rPr>
+          <w:sz w:val="22"/>
+        </w:rPr>
+        <w:t>Sub-metering data shows which appliance category (kitchen / laundry / HVAC) drives load — targeting the highest-metered category yields the biggest efficiency gains.</w:t>
       </w:r>
     </w:p>
     <w:p>
       <w:pPr>
         <w:pStyle w:val="ListBullet"/>
         <w:spacing w:after="80"/>
-        <w:ind w:left="360"/>
+        <w:ind w:left="432"/>
       </w:pPr>
       <w:r>
-        <w:t>Sub-metering data identifies which appliance category (kitchen, laundry, HVAC) drives consumption. Targeting the highest-metered category yields the biggest efficiency gains.</w:t>
+        <w:rPr>
+          <w:sz w:val="22"/>
+        </w:rPr>
+        <w:t>Use the high-consumption classifier as the basis for a simple household energy alert.</w:t>
       </w:r>
     </w:p>
     <w:p>
       <w:pPr>
         <w:pStyle w:val="ListBullet"/>
         <w:spacing w:after="80"/>
-        <w:ind w:left="360"/>
+        <w:ind w:left="432"/>
       </w:pPr>
       <w:r>
-        <w:t>Use the high-consumption classification model as the basis for a simple household energy alert system.</w:t>
+        <w:rPr>
+          <w:sz w:val="22"/>
+        </w:rPr>
+        <w:t>Cluster 2 (Peak Usage, 2.59 kW avg) peaks mid-afternoon — high usage is not exclusively evening.</w:t>
       </w:r>
     </w:p>
     <w:p>
       <w:pPr>
         <w:pStyle w:val="ListBullet"/>
         <w:spacing w:after="80"/>
-        <w:ind w:left="360"/>
+        <w:ind w:left="432"/>
       </w:pPr>
       <w:r>
-        <w:t>Cluster 2 (high-activity hours) appears during mid-afternoon and contains a mix of weekday and weekend hours — heavy usage is not exclusively an evening event.</w:t>
+        <w:rPr>
+          <w:sz w:val="22"/>
+        </w:rPr>
+        <w:t>Weekend usage is structurally different from weekday patterns; separate behavioral strategies apply.</w:t>
       </w:r>
     </w:p>
     <w:p>
@@ -5394,8 +5525,13 @@
     <w:p>
       <w:pPr>
         <w:pStyle w:val="Heading1"/>
+        <w:spacing w:before="280" w:after="120"/>
       </w:pPr>
       <w:r>
+        <w:rPr>
+          <w:color w:val="0A3D62"/>
+          <w:sz w:val="32"/>
+        </w:rPr>
         <w:t>9. Limitations</w:t>
       </w:r>
     </w:p>
@@ -5414,6 +5550,7 @@
         <w:tc>
           <w:tcPr>
             <w:tcW w:type="dxa" w:w="4561"/>
+            <w:shd w:val="clear" w:color="auto" w:fill="0A3D62"/>
           </w:tcPr>
           <w:p>
             <w:pPr>
@@ -5422,6 +5559,7 @@
             <w:r>
               <w:rPr>
                 <w:b/>
+                <w:color w:val="FFFFFF"/>
                 <w:sz w:val="20"/>
               </w:rPr>
               <w:t>Limitation</w:t>
@@ -5431,6 +5569,7 @@
         <w:tc>
           <w:tcPr>
             <w:tcW w:type="dxa" w:w="4561"/>
+            <w:shd w:val="clear" w:color="auto" w:fill="0A3D62"/>
           </w:tcPr>
           <w:p>
             <w:pPr>
@@ -5439,6 +5578,7 @@
             <w:r>
               <w:rPr>
                 <w:b/>
+                <w:color w:val="FFFFFF"/>
                 <w:sz w:val="20"/>
               </w:rPr>
               <w:t>Impact</w:t>
@@ -5469,7 +5609,7 @@
               <w:rPr>
                 <w:sz w:val="20"/>
               </w:rPr>
-              <w:t>Findings are not generalizable to other households or regions</w:t>
+              <w:t>Results are not generalizable to other households or regions</w:t>
             </w:r>
           </w:p>
         </w:tc>
@@ -5497,7 +5637,7 @@
               <w:rPr>
                 <w:sz w:val="20"/>
               </w:rPr>
-              <w:t>Cannot separate seasonal demand from behavioral changes</w:t>
+              <w:t>Cannot separate seasonal from behavioral demand changes</w:t>
             </w:r>
           </w:p>
         </w:tc>
@@ -5525,7 +5665,7 @@
               <w:rPr>
                 <w:sz w:val="20"/>
               </w:rPr>
-              <w:t>Cannot distinguish empty vs. occupied periods</w:t>
+              <w:t>Cannot distinguish empty vs occupied periods</w:t>
             </w:r>
           </w:p>
         </w:tc>
@@ -5540,7 +5680,7 @@
               <w:rPr>
                 <w:sz w:val="20"/>
               </w:rPr>
-              <w:t>No tariff or pricing data</w:t>
+              <w:t>No tariff data</w:t>
             </w:r>
           </w:p>
         </w:tc>
@@ -5581,7 +5721,7 @@
               <w:rPr>
                 <w:sz w:val="20"/>
               </w:rPr>
-              <w:t>Results reflect the working local file, not the full public dataset period</w:t>
+              <w:t>Metrics reflect the working local file, not the full public period</w:t>
             </w:r>
           </w:p>
         </w:tc>
@@ -5609,7 +5749,7 @@
               <w:rPr>
                 <w:sz w:val="20"/>
               </w:rPr>
-              <w:t>Not production forecasting systems; performance will improve with richer data and tuning</w:t>
+              <w:t>Not production systems; performance improves with richer data</w:t>
             </w:r>
           </w:p>
         </w:tc>
@@ -5637,7 +5777,7 @@
               <w:rPr>
                 <w:sz w:val="20"/>
               </w:rPr>
-              <w:t>Near-perfect accuracy is due to feature-label correlation, not model sophistication</w:t>
+              <w:t>Near-perfect accuracy is due to feature-label correlation</w:t>
             </w:r>
           </w:p>
         </w:tc>
@@ -5652,8 +5792,13 @@
     <w:p>
       <w:pPr>
         <w:pStyle w:val="Heading1"/>
+        <w:spacing w:before="280" w:after="120"/>
       </w:pPr>
       <w:r>
+        <w:rPr>
+          <w:color w:val="0A3D62"/>
+          <w:sz w:val="32"/>
+        </w:rPr>
         <w:t>10. Future Work</w:t>
       </w:r>
     </w:p>
@@ -5661,70 +5806,91 @@
       <w:pPr>
         <w:pStyle w:val="ListBullet"/>
         <w:spacing w:after="80"/>
-        <w:ind w:left="360"/>
+        <w:ind w:left="432"/>
       </w:pPr>
       <w:r>
-        <w:t>Incorporate weather and temperature as external features to separate seasonal and behavioral effects.</w:t>
+        <w:rPr>
+          <w:sz w:val="22"/>
+        </w:rPr>
+        <w:t>Add weather and temperature features to separate seasonal and behavioral effects.</w:t>
       </w:r>
     </w:p>
     <w:p>
       <w:pPr>
         <w:pStyle w:val="ListBullet"/>
         <w:spacing w:after="80"/>
-        <w:ind w:left="360"/>
+        <w:ind w:left="432"/>
       </w:pPr>
       <w:r>
-        <w:t>Add tariff and pricing data to quantify the financial value of consumption shifts.</w:t>
+        <w:rPr>
+          <w:sz w:val="22"/>
+        </w:rPr>
+        <w:t>Incorporate tariff and pricing data to quantify the financial value of consumption shifts.</w:t>
       </w:r>
     </w:p>
     <w:p>
       <w:pPr>
         <w:pStyle w:val="ListBullet"/>
         <w:spacing w:after="80"/>
-        <w:ind w:left="360"/>
+        <w:ind w:left="432"/>
       </w:pPr>
       <w:r>
-        <w:t>Apply deeper time-series forecasting models such as LSTM, Prophet, or XGBoost with a richer lag structure.</w:t>
+        <w:rPr>
+          <w:sz w:val="22"/>
+        </w:rPr>
+        <w:t>Apply LSTM, Prophet, or XGBoost for richer time-series forecasting.</w:t>
       </w:r>
     </w:p>
     <w:p>
       <w:pPr>
         <w:pStyle w:val="ListBullet"/>
         <w:spacing w:after="80"/>
-        <w:ind w:left="360"/>
+        <w:ind w:left="432"/>
       </w:pPr>
       <w:r>
-        <w:t>Deploy the dashboard with cached model outputs for faster cloud startup and better user experience.</w:t>
+        <w:rPr>
+          <w:sz w:val="22"/>
+        </w:rPr>
+        <w:t>Extend to multi-household comparison datasets for more generalizable insights.</w:t>
       </w:r>
     </w:p>
     <w:p>
       <w:pPr>
         <w:pStyle w:val="ListBullet"/>
         <w:spacing w:after="80"/>
-        <w:ind w:left="360"/>
+        <w:ind w:left="432"/>
       </w:pPr>
       <w:r>
-        <w:t>Extend the analysis to multi-household comparison datasets to derive more generalizable insights.</w:t>
+        <w:rPr>
+          <w:sz w:val="22"/>
+        </w:rPr>
+        <w:t>Integrate real-time smart meter data with live dashboard alerts.</w:t>
       </w:r>
     </w:p>
     <w:p>
       <w:pPr>
         <w:pStyle w:val="ListBullet"/>
         <w:spacing w:after="80"/>
-        <w:ind w:left="360"/>
+        <w:ind w:left="432"/>
       </w:pPr>
       <w:r>
-        <w:t>Add real-time user alerts for high-consumption hours and anomaly events.</w:t>
+        <w:rPr>
+          <w:sz w:val="22"/>
+        </w:rPr>
+        <w:t>Add association rule mining to identify co-occurring appliance usage patterns.</w:t>
       </w:r>
     </w:p>
     <w:p>
       <w:pPr>
         <w:pStyle w:val="ListBullet"/>
         <w:spacing w:after="80"/>
-        <w:ind w:left="360"/>
+        <w:ind w:left="432"/>
       </w:pPr>
       <w:r>
-        <w:t>Explore association rule mining to identify co-occurring appliance usage patterns.</w:t>
+        <w:rPr>
+          <w:sz w:val="22"/>
+        </w:rPr>
+        <w:t>Explore demand-side management recommendations based on cluster and classification outputs.</w:t>
       </w:r>
     </w:p>
     <w:p>
@@ -5735,8 +5901,13 @@
     <w:p>
       <w:pPr>
         <w:pStyle w:val="Heading1"/>
+        <w:spacing w:before="280" w:after="120"/>
       </w:pPr>
       <w:r>
+        <w:rPr>
+          <w:color w:val="0A3D62"/>
+          <w:sz w:val="32"/>
+        </w:rPr>
         <w:t>11. Conclusion</w:t>
       </w:r>
     </w:p>
@@ -5750,7 +5921,30 @@
           <w:i w:val="0"/>
           <w:sz w:val="22"/>
         </w:rPr>
-        <w:t>This project demonstrated a complete CRISP-DM data mining cycle applied to household electricity consumption. Starting from raw minute-level meter readings, the workflow produced a clean hourly dataset, trained and evaluated four categories of models, and delivered the results through an interactive Streamlit dashboard.</w:t>
+        <w:t>This project delivered a complete CRISP-DM data mining cycle applied to household electricity consumption. Starting from raw minute-level meter readings, the workflow produced a clean hourly dataset, trained and evaluated three categories of baseline models, and deployed the results through an interactive Streamlit dashboard.</w:t>
+      </w:r>
+    </w:p>
+    <w:p>
+      <w:pPr>
+        <w:shd w:val="clear" w:color="auto" w:fill="EBF5FB"/>
+        <w:spacing w:before="80" w:after="160"/>
+        <w:ind w:left="288" w:right="288"/>
+      </w:pPr>
+      <w:r>
+        <w:rPr>
+          <w:b/>
+          <w:color w:val="117A8B"/>
+          <w:sz w:val="20"/>
+        </w:rPr>
+        <w:t xml:space="preserve">Summary:  </w:t>
+      </w:r>
+      <w:r>
+        <w:rPr>
+          <w:i w:val="0"/>
+          <w:color w:val="556574"/>
+          <w:sz w:val="20"/>
+        </w:rPr>
+        <w:t>Peak consumption occurs in the evening (20:00–21:00). Polynomial Ridge regression explains 63% of hourly power variation (R²=0.633). Classifiers identify high-consumption hours at over 99% accuracy. Shifting heavy appliance usage away from the 19:00–22:00 window is the most impactful recommendation.</w:t>
       </w:r>
     </w:p>
     <w:p>
@@ -5763,33 +5957,7 @@
           <w:i w:val="0"/>
           <w:sz w:val="22"/>
         </w:rPr>
-        <w:t>The key findings are: peak consumption occurs in the evening (around 20:00–21:00); clustering identifies three distinct behavioral segments; Polynomial Ridge regression explains approximately 63% of hourly power variation using lag and time features; both classifiers identify high-consumption hours with over 99% accuracy; and Isolation Forest flags 1% of hours as anomalous, with the most extreme events concentrated in winter evenings.</w:t>
-      </w:r>
-    </w:p>
-    <w:p>
-      <w:pPr>
-        <w:spacing w:after="120"/>
-      </w:pPr>
-      <w:r>
-        <w:rPr>
-          <w:b w:val="0"/>
-          <w:i w:val="0"/>
-          <w:sz w:val="22"/>
-        </w:rPr>
-        <w:t>The most actionable recommendation is shifting heavy appliance usage away from the 19:00–22:00 peak window. With the addition of weather, occupancy, and tariff data, the same framework could support richer personalized energy management and real-time household alerts.</w:t>
-      </w:r>
-    </w:p>
-    <w:p>
-      <w:pPr>
-        <w:spacing w:after="120"/>
-      </w:pPr>
-      <w:r>
-        <w:rPr>
-          <w:b w:val="0"/>
-          <w:i w:val="0"/>
-          <w:sz w:val="22"/>
-        </w:rPr>
-        <w:t>The goal of this project was not perfect accuracy but a reproducible, interpretable, and professionally delivered data mining study. That goal was met.</w:t>
+        <w:t>With the addition of weather, occupancy, and tariff data, the same framework could support richer personalized energy management and real-time household alerts. The goal of this project — a reproducible, interpretable, and professionally delivered data mining study — was fully met.</w:t>
       </w:r>
     </w:p>
     <w:p>
@@ -5800,8 +5968,13 @@
     <w:p>
       <w:pPr>
         <w:pStyle w:val="Heading1"/>
+        <w:spacing w:before="280" w:after="120"/>
       </w:pPr>
       <w:r>
+        <w:rPr>
+          <w:color w:val="0A3D62"/>
+          <w:sz w:val="32"/>
+        </w:rPr>
         <w:t>12. References</w:t>
       </w:r>
     </w:p>
@@ -5809,60 +5982,78 @@
       <w:pPr>
         <w:pStyle w:val="ListBullet"/>
         <w:spacing w:after="80"/>
-        <w:ind w:left="360"/>
+        <w:ind w:left="432"/>
       </w:pPr>
       <w:r>
-        <w:t>[1] Dua, D. and Graff, C. (2019). UCI Machine Learning Repository. University of California, Irvine. https://archive.ics.uci.edu/ml</w:t>
+        <w:rPr>
+          <w:sz w:val="22"/>
+        </w:rPr>
+        <w:t>[1]  Dua, D. and Graff, C. (2019). UCI Machine Learning Repository. University of California, Irvine.</w:t>
       </w:r>
     </w:p>
     <w:p>
       <w:pPr>
         <w:pStyle w:val="ListBullet"/>
         <w:spacing w:after="80"/>
-        <w:ind w:left="360"/>
+        <w:ind w:left="432"/>
       </w:pPr>
       <w:r>
-        <w:t>[2] Heagerty, G. (2006). Individual Household Electric Power Consumption Dataset. UCI Machine Learning Repository.</w:t>
+        <w:rPr>
+          <w:sz w:val="22"/>
+        </w:rPr>
+        <w:t>[2]  Heagerty, G. (2006). Individual Household Electric Power Consumption Dataset. UCI ML Repository.</w:t>
       </w:r>
     </w:p>
     <w:p>
       <w:pPr>
         <w:pStyle w:val="ListBullet"/>
         <w:spacing w:after="80"/>
-        <w:ind w:left="360"/>
+        <w:ind w:left="432"/>
       </w:pPr>
       <w:r>
-        <w:t>[3] Chapman, P., Clinton, J., Kerber, R., Khabaza, T., Reinartz, T., Shearer, C., and Wirth, R. (2000). CRISP-DM 1.0: Step-by-step data mining guide. SPSS.</w:t>
+        <w:rPr>
+          <w:sz w:val="22"/>
+        </w:rPr>
+        <w:t>[3]  Chapman et al. (2000). CRISP-DM 1.0: Step-by-step data mining guide. SPSS Inc.</w:t>
       </w:r>
     </w:p>
     <w:p>
       <w:pPr>
         <w:pStyle w:val="ListBullet"/>
         <w:spacing w:after="80"/>
-        <w:ind w:left="360"/>
+        <w:ind w:left="432"/>
       </w:pPr>
       <w:r>
-        <w:t>[4] Pedregosa, F., Varoquaux, G., Gramfort, A., Michel, V., Thirion, B., Grisel, O., … and Duchesnay, E. (2011). Scikit-learn: Machine Learning in Python. Journal of Machine Learning Research, 12, 2825–2830.</w:t>
+        <w:rPr>
+          <w:sz w:val="22"/>
+        </w:rPr>
+        <w:t>[4]  Pedregosa et al. (2011). Scikit-learn: Machine Learning in Python. JMLR, 12, 2825-2830.</w:t>
       </w:r>
     </w:p>
     <w:p>
       <w:pPr>
         <w:pStyle w:val="ListBullet"/>
         <w:spacing w:after="80"/>
-        <w:ind w:left="360"/>
+        <w:ind w:left="432"/>
       </w:pPr>
       <w:r>
-        <w:t>[5] Streamlit Inc. (2023). Streamlit Documentation. https://docs.streamlit.io</w:t>
+        <w:rPr>
+          <w:sz w:val="22"/>
+        </w:rPr>
+        <w:t>[5]  Streamlit Inc. (2023). Streamlit Documentation. https://docs.streamlit.io</w:t>
       </w:r>
     </w:p>
     <w:p>
       <w:pPr>
         <w:pStyle w:val="ListBullet"/>
         <w:spacing w:after="80"/>
-        <w:ind w:left="360"/>
+        <w:ind w:left="432"/>
       </w:pPr>
       <w:r>
-        <w:t>[6] McKinney, W. (2010). Data Structures for Statistical Computing in Python. Proceedings of the 9th Python in Science Conference.</w:t>
+        <w:rPr>
+          <w:sz w:val="22"/>
+        </w:rPr>
+        <w:t>[6]  McKinney, W. (2010). Data Structures for Statistical Computing in Python. SciPy Conference.</w:t>
       </w:r>
     </w:p>
     <w:sectPr>
